--- a/docs/requirements/TrailMate-需求规格说明书-v1.0.docx
+++ b/docs/requirements/TrailMate-需求规格说明书-v1.0.docx
@@ -3030,7 +3030,7 @@
           </w:tcPr>
           <w:p>
             <w:r>
-              <w:t xml:space="preserve">平均分摊余数处理：[iOS][Android] 余数给最后一人，保证精确（`ios12/.../LedgerModel.swift:34`）；[Web] 逐人 `Math.round` 分配（`src/features/ledger/split.ts:38`），与原生有 1 分级差异，见 §10.2</w:t>
+              <w:t xml:space="preserve">平均分摊余数处理：三端一致——非末位成员向下取整（整除），余数给最后一人，总额恒守恒（`ios12/.../LedgerModel.swift:34`，`android-native/.../Ledger.kt:16`，`src/features/ledger/split.ts:33-42`）。历史差异见 §10.2 KI-3（已修复）</w:t>
             </w:r>
           </w:p>
         </w:tc>
@@ -7482,8 +7482,8 @@
       <w:tblGrid>
         <w:gridCol w:w="748"/>
         <w:gridCol w:w="748"/>
-        <w:gridCol w:w="2010"/>
-        <w:gridCol w:w="5854"/>
+        <w:gridCol w:w="1991"/>
+        <w:gridCol w:w="5873"/>
       </w:tblGrid>
       <w:tr>
         <w:trPr>
@@ -7545,7 +7545,7 @@
         </w:tc>
         <w:tc>
           <w:tcPr>
-            <w:tcW w:type="dxa" w:w="2010"/>
+            <w:tcW w:type="dxa" w:w="1991"/>
             <w:tcBorders>
               <w:top w:val="single" w:color="BBBBBB" w:sz="1"/>
               <w:left w:val="single" w:color="BBBBBB" w:sz="1"/>
@@ -7572,7 +7572,7 @@
         </w:tc>
         <w:tc>
           <w:tcPr>
-            <w:tcW w:type="dxa" w:w="5854"/>
+            <w:tcW w:type="dxa" w:w="5873"/>
             <w:tcBorders>
               <w:top w:val="single" w:color="BBBBBB" w:sz="1"/>
               <w:left w:val="single" w:color="BBBBBB" w:sz="1"/>
@@ -7648,7 +7648,7 @@
         </w:tc>
         <w:tc>
           <w:tcPr>
-            <w:tcW w:type="dxa" w:w="2010"/>
+            <w:tcW w:type="dxa" w:w="1991"/>
             <w:tcBorders>
               <w:top w:val="single" w:color="BBBBBB" w:sz="1"/>
               <w:left w:val="single" w:color="BBBBBB" w:sz="1"/>
@@ -7670,7 +7670,7 @@
         </w:tc>
         <w:tc>
           <w:tcPr>
-            <w:tcW w:type="dxa" w:w="5854"/>
+            <w:tcW w:type="dxa" w:w="5873"/>
             <w:tcBorders>
               <w:top w:val="single" w:color="BBBBBB" w:sz="1"/>
               <w:left w:val="single" w:color="BBBBBB" w:sz="1"/>
@@ -7741,7 +7741,7 @@
         </w:tc>
         <w:tc>
           <w:tcPr>
-            <w:tcW w:type="dxa" w:w="2010"/>
+            <w:tcW w:type="dxa" w:w="1991"/>
             <w:tcBorders>
               <w:top w:val="single" w:color="BBBBBB" w:sz="1"/>
               <w:left w:val="single" w:color="BBBBBB" w:sz="1"/>
@@ -7763,7 +7763,7 @@
         </w:tc>
         <w:tc>
           <w:tcPr>
-            <w:tcW w:type="dxa" w:w="5854"/>
+            <w:tcW w:type="dxa" w:w="5873"/>
             <w:tcBorders>
               <w:top w:val="single" w:color="BBBBBB" w:sz="1"/>
               <w:left w:val="single" w:color="BBBBBB" w:sz="1"/>
@@ -7828,51 +7828,423 @@
           </w:tcPr>
           <w:p>
             <w:r>
+              <w:t xml:space="preserve">低（已修复）</w:t>
+            </w:r>
+          </w:p>
+        </w:tc>
+        <w:tc>
+          <w:tcPr>
+            <w:tcW w:type="dxa" w:w="1991"/>
+            <w:tcBorders>
+              <w:top w:val="single" w:color="BBBBBB" w:sz="1"/>
+              <w:left w:val="single" w:color="BBBBBB" w:sz="1"/>
+              <w:bottom w:val="single" w:color="BBBBBB" w:sz="1"/>
+              <w:right w:val="single" w:color="BBBBBB" w:sz="1"/>
+            </w:tcBorders>
+            <w:tcMar>
+              <w:top w:type="dxa" w:w="60"/>
+              <w:left w:type="dxa" w:w="100"/>
+              <w:bottom w:type="dxa" w:w="60"/>
+              <w:right w:type="dxa" w:w="100"/>
+            </w:tcMar>
+          </w:tcPr>
+          <w:p>
+            <w:r>
+              <w:t xml:space="preserve">Web 摊分逐人金额曾与原生不一致</w:t>
+            </w:r>
+          </w:p>
+        </w:tc>
+        <w:tc>
+          <w:tcPr>
+            <w:tcW w:type="dxa" w:w="5873"/>
+            <w:tcBorders>
+              <w:top w:val="single" w:color="BBBBBB" w:sz="1"/>
+              <w:left w:val="single" w:color="BBBBBB" w:sz="1"/>
+              <w:bottom w:val="single" w:color="BBBBBB" w:sz="1"/>
+              <w:right w:val="single" w:color="BBBBBB" w:sz="1"/>
+            </w:tcBorders>
+            <w:tcMar>
+              <w:top w:type="dxa" w:w="60"/>
+              <w:left w:type="dxa" w:w="100"/>
+              <w:bottom w:type="dxa" w:w="60"/>
+              <w:right w:type="dxa" w:w="100"/>
+            </w:tcMar>
+          </w:tcPr>
+          <w:p>
+            <w:r>
+              <w:t xml:space="preserve">勘误：Web 一直有「最后一人吸收余数」（`split.ts:35-36`），总额并不会差 1 分——本文档 v1.0 初稿此处表述有误。真实差异是非末位成员取整方式（Web `Math.round` vs 原生整除），如 50÷4 时 Web 13/13/13/11、原生 12/12/12/14。已将 Web 改为 `Math.floor` 与原生一致，11 组除不尽金额逐人比对验收通过</w:t>
+            </w:r>
+          </w:p>
+        </w:tc>
+      </w:tr>
+      <w:tr>
+        <w:trPr>
+          <w:tblHeader w:val="false"/>
+        </w:trPr>
+        <w:tc>
+          <w:tcPr>
+            <w:tcW w:type="dxa" w:w="748"/>
+            <w:tcBorders>
+              <w:top w:val="single" w:color="BBBBBB" w:sz="1"/>
+              <w:left w:val="single" w:color="BBBBBB" w:sz="1"/>
+              <w:bottom w:val="single" w:color="BBBBBB" w:sz="1"/>
+              <w:right w:val="single" w:color="BBBBBB" w:sz="1"/>
+            </w:tcBorders>
+            <w:tcMar>
+              <w:top w:type="dxa" w:w="60"/>
+              <w:left w:type="dxa" w:w="100"/>
+              <w:bottom w:type="dxa" w:w="60"/>
+              <w:right w:type="dxa" w:w="100"/>
+            </w:tcMar>
+          </w:tcPr>
+          <w:p>
+            <w:r>
+              <w:t xml:space="preserve">KI-4</w:t>
+            </w:r>
+          </w:p>
+        </w:tc>
+        <w:tc>
+          <w:tcPr>
+            <w:tcW w:type="dxa" w:w="748"/>
+            <w:tcBorders>
+              <w:top w:val="single" w:color="BBBBBB" w:sz="1"/>
+              <w:left w:val="single" w:color="BBBBBB" w:sz="1"/>
+              <w:bottom w:val="single" w:color="BBBBBB" w:sz="1"/>
+              <w:right w:val="single" w:color="BBBBBB" w:sz="1"/>
+            </w:tcBorders>
+            <w:tcMar>
+              <w:top w:type="dxa" w:w="60"/>
+              <w:left w:type="dxa" w:w="100"/>
+              <w:bottom w:type="dxa" w:w="60"/>
+              <w:right w:type="dxa" w:w="100"/>
+            </w:tcMar>
+          </w:tcPr>
+          <w:p>
+            <w:r>
+              <w:t xml:space="preserve">中（已修复）</w:t>
+            </w:r>
+          </w:p>
+        </w:tc>
+        <w:tc>
+          <w:tcPr>
+            <w:tcW w:type="dxa" w:w="1991"/>
+            <w:tcBorders>
+              <w:top w:val="single" w:color="BBBBBB" w:sz="1"/>
+              <w:left w:val="single" w:color="BBBBBB" w:sz="1"/>
+              <w:bottom w:val="single" w:color="BBBBBB" w:sz="1"/>
+              <w:right w:val="single" w:color="BBBBBB" w:sz="1"/>
+            </w:tcBorders>
+            <w:tcMar>
+              <w:top w:type="dxa" w:w="60"/>
+              <w:left w:type="dxa" w:w="100"/>
+              <w:bottom w:type="dxa" w:w="60"/>
+              <w:right w:type="dxa" w:w="100"/>
+            </w:tcMar>
+          </w:tcPr>
+          <w:p>
+            <w:r>
+              <w:t xml:space="preserve">iOS MeshBus 订阅句柄累积</w:t>
+            </w:r>
+          </w:p>
+        </w:tc>
+        <w:tc>
+          <w:tcPr>
+            <w:tcW w:type="dxa" w:w="5873"/>
+            <w:tcBorders>
+              <w:top w:val="single" w:color="BBBBBB" w:sz="1"/>
+              <w:left w:val="single" w:color="BBBBBB" w:sz="1"/>
+              <w:bottom w:val="single" w:color="BBBBBB" w:sz="1"/>
+              <w:right w:val="single" w:color="BBBBBB" w:sz="1"/>
+            </w:tcBorders>
+            <w:tcMar>
+              <w:top w:type="dxa" w:w="60"/>
+              <w:left w:type="dxa" w:w="100"/>
+              <w:bottom w:type="dxa" w:w="60"/>
+              <w:right w:type="dxa" w:w="100"/>
+            </w:tcMar>
+          </w:tcPr>
+          <w:p>
+            <w:r>
+              <w:t xml:space="preserve">原 `MeshBus.swift:37` 按 kind 向数组 append 句柄，VC 重建时旧句柄不释放；已改为每类型单句柄 + onPeers 按 tag 顶替，与 Android（`MeshBus.kt:88`）行为一致</w:t>
+            </w:r>
+          </w:p>
+        </w:tc>
+      </w:tr>
+      <w:tr>
+        <w:trPr>
+          <w:tblHeader w:val="false"/>
+        </w:trPr>
+        <w:tc>
+          <w:tcPr>
+            <w:tcW w:type="dxa" w:w="748"/>
+            <w:tcBorders>
+              <w:top w:val="single" w:color="BBBBBB" w:sz="1"/>
+              <w:left w:val="single" w:color="BBBBBB" w:sz="1"/>
+              <w:bottom w:val="single" w:color="BBBBBB" w:sz="1"/>
+              <w:right w:val="single" w:color="BBBBBB" w:sz="1"/>
+            </w:tcBorders>
+            <w:tcMar>
+              <w:top w:type="dxa" w:w="60"/>
+              <w:left w:type="dxa" w:w="100"/>
+              <w:bottom w:type="dxa" w:w="60"/>
+              <w:right w:type="dxa" w:w="100"/>
+            </w:tcMar>
+          </w:tcPr>
+          <w:p>
+            <w:r>
+              <w:t xml:space="preserve">KI-5</w:t>
+            </w:r>
+          </w:p>
+        </w:tc>
+        <w:tc>
+          <w:tcPr>
+            <w:tcW w:type="dxa" w:w="748"/>
+            <w:tcBorders>
+              <w:top w:val="single" w:color="BBBBBB" w:sz="1"/>
+              <w:left w:val="single" w:color="BBBBBB" w:sz="1"/>
+              <w:bottom w:val="single" w:color="BBBBBB" w:sz="1"/>
+              <w:right w:val="single" w:color="BBBBBB" w:sz="1"/>
+            </w:tcBorders>
+            <w:tcMar>
+              <w:top w:type="dxa" w:w="60"/>
+              <w:left w:type="dxa" w:w="100"/>
+              <w:bottom w:type="dxa" w:w="60"/>
+              <w:right w:type="dxa" w:w="100"/>
+            </w:tcMar>
+          </w:tcPr>
+          <w:p>
+            <w:r>
+              <w:t xml:space="preserve">中</w:t>
+            </w:r>
+          </w:p>
+        </w:tc>
+        <w:tc>
+          <w:tcPr>
+            <w:tcW w:type="dxa" w:w="1991"/>
+            <w:tcBorders>
+              <w:top w:val="single" w:color="BBBBBB" w:sz="1"/>
+              <w:left w:val="single" w:color="BBBBBB" w:sz="1"/>
+              <w:bottom w:val="single" w:color="BBBBBB" w:sz="1"/>
+              <w:right w:val="single" w:color="BBBBBB" w:sz="1"/>
+            </w:tcBorders>
+            <w:tcMar>
+              <w:top w:type="dxa" w:w="60"/>
+              <w:left w:type="dxa" w:w="100"/>
+              <w:bottom w:type="dxa" w:w="60"/>
+              <w:right w:type="dxa" w:w="100"/>
+            </w:tcMar>
+          </w:tcPr>
+          <w:p>
+            <w:r>
+              <w:t xml:space="preserve">「WiFi直连/蜂窝」优先级未落地</w:t>
+            </w:r>
+          </w:p>
+        </w:tc>
+        <w:tc>
+          <w:tcPr>
+            <w:tcW w:type="dxa" w:w="5873"/>
+            <w:tcBorders>
+              <w:top w:val="single" w:color="BBBBBB" w:sz="1"/>
+              <w:left w:val="single" w:color="BBBBBB" w:sz="1"/>
+              <w:bottom w:val="single" w:color="BBBBBB" w:sz="1"/>
+              <w:right w:val="single" w:color="BBBBBB" w:sz="1"/>
+            </w:tcBorders>
+            <w:tcMar>
+              <w:top w:type="dxa" w:w="60"/>
+              <w:left w:type="dxa" w:w="100"/>
+              <w:bottom w:type="dxa" w:w="60"/>
+              <w:right w:type="dxa" w:w="100"/>
+            </w:tcMar>
+          </w:tcPr>
+          <w:p>
+            <w:r>
+              <w:t xml:space="preserve">授权提示宣称蓝牙→WiFi直连→蜂窝，但原生仅实现 BLE；iOS 无第三方 WiFi Direct API。Web 的 WebRTC 需信令服务器</w:t>
+            </w:r>
+          </w:p>
+        </w:tc>
+      </w:tr>
+      <w:tr>
+        <w:trPr>
+          <w:tblHeader w:val="false"/>
+        </w:trPr>
+        <w:tc>
+          <w:tcPr>
+            <w:tcW w:type="dxa" w:w="748"/>
+            <w:tcBorders>
+              <w:top w:val="single" w:color="BBBBBB" w:sz="1"/>
+              <w:left w:val="single" w:color="BBBBBB" w:sz="1"/>
+              <w:bottom w:val="single" w:color="BBBBBB" w:sz="1"/>
+              <w:right w:val="single" w:color="BBBBBB" w:sz="1"/>
+            </w:tcBorders>
+            <w:tcMar>
+              <w:top w:type="dxa" w:w="60"/>
+              <w:left w:type="dxa" w:w="100"/>
+              <w:bottom w:type="dxa" w:w="60"/>
+              <w:right w:type="dxa" w:w="100"/>
+            </w:tcMar>
+          </w:tcPr>
+          <w:p>
+            <w:r>
+              <w:t xml:space="preserve">KI-6</w:t>
+            </w:r>
+          </w:p>
+        </w:tc>
+        <w:tc>
+          <w:tcPr>
+            <w:tcW w:type="dxa" w:w="748"/>
+            <w:tcBorders>
+              <w:top w:val="single" w:color="BBBBBB" w:sz="1"/>
+              <w:left w:val="single" w:color="BBBBBB" w:sz="1"/>
+              <w:bottom w:val="single" w:color="BBBBBB" w:sz="1"/>
+              <w:right w:val="single" w:color="BBBBBB" w:sz="1"/>
+            </w:tcBorders>
+            <w:tcMar>
+              <w:top w:type="dxa" w:w="60"/>
+              <w:left w:type="dxa" w:w="100"/>
+              <w:bottom w:type="dxa" w:w="60"/>
+              <w:right w:type="dxa" w:w="100"/>
+            </w:tcMar>
+          </w:tcPr>
+          <w:p>
+            <w:r>
+              <w:t xml:space="preserve">高</w:t>
+            </w:r>
+          </w:p>
+        </w:tc>
+        <w:tc>
+          <w:tcPr>
+            <w:tcW w:type="dxa" w:w="1991"/>
+            <w:tcBorders>
+              <w:top w:val="single" w:color="BBBBBB" w:sz="1"/>
+              <w:left w:val="single" w:color="BBBBBB" w:sz="1"/>
+              <w:bottom w:val="single" w:color="BBBBBB" w:sz="1"/>
+              <w:right w:val="single" w:color="BBBBBB" w:sz="1"/>
+            </w:tcBorders>
+            <w:tcMar>
+              <w:top w:type="dxa" w:w="60"/>
+              <w:left w:type="dxa" w:w="100"/>
+              <w:bottom w:type="dxa" w:w="60"/>
+              <w:right w:type="dxa" w:w="100"/>
+            </w:tcMar>
+          </w:tcPr>
+          <w:p>
+            <w:r>
+              <w:t xml:space="preserve">信令服务器无鉴权/限流</w:t>
+            </w:r>
+          </w:p>
+        </w:tc>
+        <w:tc>
+          <w:tcPr>
+            <w:tcW w:type="dxa" w:w="5873"/>
+            <w:tcBorders>
+              <w:top w:val="single" w:color="BBBBBB" w:sz="1"/>
+              <w:left w:val="single" w:color="BBBBBB" w:sz="1"/>
+              <w:bottom w:val="single" w:color="BBBBBB" w:sz="1"/>
+              <w:right w:val="single" w:color="BBBBBB" w:sz="1"/>
+            </w:tcBorders>
+            <w:tcMar>
+              <w:top w:type="dxa" w:w="60"/>
+              <w:left w:type="dxa" w:w="100"/>
+              <w:bottom w:type="dxa" w:w="60"/>
+              <w:right w:type="dxa" w:w="100"/>
+            </w:tcMar>
+          </w:tcPr>
+          <w:p>
+            <w:r>
+              <w:t xml:space="preserve">`server/signaling.js` 任意知道 room 者可加入转发；明文 ws；无速率限制</w:t>
+            </w:r>
+          </w:p>
+        </w:tc>
+      </w:tr>
+      <w:tr>
+        <w:trPr>
+          <w:tblHeader w:val="false"/>
+        </w:trPr>
+        <w:tc>
+          <w:tcPr>
+            <w:tcW w:type="dxa" w:w="748"/>
+            <w:tcBorders>
+              <w:top w:val="single" w:color="BBBBBB" w:sz="1"/>
+              <w:left w:val="single" w:color="BBBBBB" w:sz="1"/>
+              <w:bottom w:val="single" w:color="BBBBBB" w:sz="1"/>
+              <w:right w:val="single" w:color="BBBBBB" w:sz="1"/>
+            </w:tcBorders>
+            <w:tcMar>
+              <w:top w:type="dxa" w:w="60"/>
+              <w:left w:type="dxa" w:w="100"/>
+              <w:bottom w:type="dxa" w:w="60"/>
+              <w:right w:type="dxa" w:w="100"/>
+            </w:tcMar>
+          </w:tcPr>
+          <w:p>
+            <w:r>
+              <w:t xml:space="preserve">KI-7</w:t>
+            </w:r>
+          </w:p>
+        </w:tc>
+        <w:tc>
+          <w:tcPr>
+            <w:tcW w:type="dxa" w:w="748"/>
+            <w:tcBorders>
+              <w:top w:val="single" w:color="BBBBBB" w:sz="1"/>
+              <w:left w:val="single" w:color="BBBBBB" w:sz="1"/>
+              <w:bottom w:val="single" w:color="BBBBBB" w:sz="1"/>
+              <w:right w:val="single" w:color="BBBBBB" w:sz="1"/>
+            </w:tcBorders>
+            <w:tcMar>
+              <w:top w:type="dxa" w:w="60"/>
+              <w:left w:type="dxa" w:w="100"/>
+              <w:bottom w:type="dxa" w:w="60"/>
+              <w:right w:type="dxa" w:w="100"/>
+            </w:tcMar>
+          </w:tcPr>
+          <w:p>
+            <w:r>
               <w:t xml:space="preserve">低</w:t>
             </w:r>
           </w:p>
         </w:tc>
         <w:tc>
           <w:tcPr>
-            <w:tcW w:type="dxa" w:w="2010"/>
-            <w:tcBorders>
-              <w:top w:val="single" w:color="BBBBBB" w:sz="1"/>
-              <w:left w:val="single" w:color="BBBBBB" w:sz="1"/>
-              <w:bottom w:val="single" w:color="BBBBBB" w:sz="1"/>
-              <w:right w:val="single" w:color="BBBBBB" w:sz="1"/>
-            </w:tcBorders>
-            <w:tcMar>
-              <w:top w:type="dxa" w:w="60"/>
-              <w:left w:type="dxa" w:w="100"/>
-              <w:bottom w:type="dxa" w:w="60"/>
-              <w:right w:type="dxa" w:w="100"/>
-            </w:tcMar>
-          </w:tcPr>
-          <w:p>
-            <w:r>
-              <w:t xml:space="preserve">Web 摊分与原生有 1 分级差</w:t>
-            </w:r>
-          </w:p>
-        </w:tc>
-        <w:tc>
-          <w:tcPr>
-            <w:tcW w:type="dxa" w:w="5854"/>
-            <w:tcBorders>
-              <w:top w:val="single" w:color="BBBBBB" w:sz="1"/>
-              <w:left w:val="single" w:color="BBBBBB" w:sz="1"/>
-              <w:bottom w:val="single" w:color="BBBBBB" w:sz="1"/>
-              <w:right w:val="single" w:color="BBBBBB" w:sz="1"/>
-            </w:tcBorders>
-            <w:tcMar>
-              <w:top w:type="dxa" w:w="60"/>
-              <w:left w:type="dxa" w:w="100"/>
-              <w:bottom w:type="dxa" w:w="60"/>
-              <w:right w:type="dxa" w:w="100"/>
-            </w:tcMar>
-          </w:tcPr>
-          <w:p>
-            <w:r>
-              <w:t xml:space="preserve">`split.ts:38` 逐人 `Math.round`，合计可能与总额差 1 分；原生「余数给最后一人」精确。同一批账目 Web 与原生结算可能差 1 分</w:t>
+            <w:tcW w:type="dxa" w:w="1991"/>
+            <w:tcBorders>
+              <w:top w:val="single" w:color="BBBBBB" w:sz="1"/>
+              <w:left w:val="single" w:color="BBBBBB" w:sz="1"/>
+              <w:bottom w:val="single" w:color="BBBBBB" w:sz="1"/>
+              <w:right w:val="single" w:color="BBBBBB" w:sz="1"/>
+            </w:tcBorders>
+            <w:tcMar>
+              <w:top w:type="dxa" w:w="60"/>
+              <w:left w:type="dxa" w:w="100"/>
+              <w:bottom w:type="dxa" w:w="60"/>
+              <w:right w:type="dxa" w:w="100"/>
+            </w:tcMar>
+          </w:tcPr>
+          <w:p>
+            <w:r>
+              <w:t xml:space="preserve">Web 群码与原生队伍码不同码空间</w:t>
+            </w:r>
+          </w:p>
+        </w:tc>
+        <w:tc>
+          <w:tcPr>
+            <w:tcW w:type="dxa" w:w="5873"/>
+            <w:tcBorders>
+              <w:top w:val="single" w:color="BBBBBB" w:sz="1"/>
+              <w:left w:val="single" w:color="BBBBBB" w:sz="1"/>
+              <w:bottom w:val="single" w:color="BBBBBB" w:sz="1"/>
+              <w:right w:val="single" w:color="BBBBBB" w:sz="1"/>
+            </w:tcBorders>
+            <w:tcMar>
+              <w:top w:type="dxa" w:w="60"/>
+              <w:left w:type="dxa" w:w="100"/>
+              <w:bottom w:type="dxa" w:w="60"/>
+              <w:right w:type="dxa" w:w="100"/>
+            </w:tcMar>
+          </w:tcPr>
+          <w:p>
+            <w:r>
+              <w:t xml:space="preserve">Web joinCode 6 位数字，原生 newTeamCode 6 位字母数字；跨 Web/原生 拼群不对齐（且二者本就不共享传输）</w:t>
             </w:r>
           </w:p>
         </w:tc>
@@ -7899,7 +8271,7 @@
           </w:tcPr>
           <w:p>
             <w:r>
-              <w:t xml:space="preserve">KI-4</w:t>
+              <w:t xml:space="preserve">KI-8</w:t>
             </w:r>
           </w:p>
         </w:tc>
@@ -7921,385 +8293,13 @@
           </w:tcPr>
           <w:p>
             <w:r>
-              <w:t xml:space="preserve">中</w:t>
-            </w:r>
-          </w:p>
-        </w:tc>
-        <w:tc>
-          <w:tcPr>
-            <w:tcW w:type="dxa" w:w="2010"/>
-            <w:tcBorders>
-              <w:top w:val="single" w:color="BBBBBB" w:sz="1"/>
-              <w:left w:val="single" w:color="BBBBBB" w:sz="1"/>
-              <w:bottom w:val="single" w:color="BBBBBB" w:sz="1"/>
-              <w:right w:val="single" w:color="BBBBBB" w:sz="1"/>
-            </w:tcBorders>
-            <w:tcMar>
-              <w:top w:type="dxa" w:w="60"/>
-              <w:left w:type="dxa" w:w="100"/>
-              <w:bottom w:type="dxa" w:w="60"/>
-              <w:right w:type="dxa" w:w="100"/>
-            </w:tcMar>
-          </w:tcPr>
-          <w:p>
-            <w:r>
-              <w:t xml:space="preserve">iOS MeshBus 订阅句柄累积</w:t>
-            </w:r>
-          </w:p>
-        </w:tc>
-        <w:tc>
-          <w:tcPr>
-            <w:tcW w:type="dxa" w:w="5854"/>
-            <w:tcBorders>
-              <w:top w:val="single" w:color="BBBBBB" w:sz="1"/>
-              <w:left w:val="single" w:color="BBBBBB" w:sz="1"/>
-              <w:bottom w:val="single" w:color="BBBBBB" w:sz="1"/>
-              <w:right w:val="single" w:color="BBBBBB" w:sz="1"/>
-            </w:tcBorders>
-            <w:tcMar>
-              <w:top w:type="dxa" w:w="60"/>
-              <w:left w:type="dxa" w:w="100"/>
-              <w:bottom w:type="dxa" w:w="60"/>
-              <w:right w:type="dxa" w:w="100"/>
-            </w:tcMar>
-          </w:tcPr>
-          <w:p>
-            <w:r>
-              <w:t xml:space="preserve">`MeshBus.swift:37` 按 kind 向数组 append 句柄，VC 重建时旧句柄不释放，存在泄漏/重复处理风险；Android 已改为每类型单句柄（`MeshBus.kt:88`），两端行为不一致</w:t>
-            </w:r>
-          </w:p>
-        </w:tc>
-      </w:tr>
-      <w:tr>
-        <w:trPr>
-          <w:tblHeader w:val="false"/>
-        </w:trPr>
-        <w:tc>
-          <w:tcPr>
-            <w:tcW w:type="dxa" w:w="748"/>
-            <w:tcBorders>
-              <w:top w:val="single" w:color="BBBBBB" w:sz="1"/>
-              <w:left w:val="single" w:color="BBBBBB" w:sz="1"/>
-              <w:bottom w:val="single" w:color="BBBBBB" w:sz="1"/>
-              <w:right w:val="single" w:color="BBBBBB" w:sz="1"/>
-            </w:tcBorders>
-            <w:tcMar>
-              <w:top w:type="dxa" w:w="60"/>
-              <w:left w:type="dxa" w:w="100"/>
-              <w:bottom w:type="dxa" w:w="60"/>
-              <w:right w:type="dxa" w:w="100"/>
-            </w:tcMar>
-          </w:tcPr>
-          <w:p>
-            <w:r>
-              <w:t xml:space="preserve">KI-5</w:t>
-            </w:r>
-          </w:p>
-        </w:tc>
-        <w:tc>
-          <w:tcPr>
-            <w:tcW w:type="dxa" w:w="748"/>
-            <w:tcBorders>
-              <w:top w:val="single" w:color="BBBBBB" w:sz="1"/>
-              <w:left w:val="single" w:color="BBBBBB" w:sz="1"/>
-              <w:bottom w:val="single" w:color="BBBBBB" w:sz="1"/>
-              <w:right w:val="single" w:color="BBBBBB" w:sz="1"/>
-            </w:tcBorders>
-            <w:tcMar>
-              <w:top w:type="dxa" w:w="60"/>
-              <w:left w:type="dxa" w:w="100"/>
-              <w:bottom w:type="dxa" w:w="60"/>
-              <w:right w:type="dxa" w:w="100"/>
-            </w:tcMar>
-          </w:tcPr>
-          <w:p>
-            <w:r>
-              <w:t xml:space="preserve">中</w:t>
-            </w:r>
-          </w:p>
-        </w:tc>
-        <w:tc>
-          <w:tcPr>
-            <w:tcW w:type="dxa" w:w="2010"/>
-            <w:tcBorders>
-              <w:top w:val="single" w:color="BBBBBB" w:sz="1"/>
-              <w:left w:val="single" w:color="BBBBBB" w:sz="1"/>
-              <w:bottom w:val="single" w:color="BBBBBB" w:sz="1"/>
-              <w:right w:val="single" w:color="BBBBBB" w:sz="1"/>
-            </w:tcBorders>
-            <w:tcMar>
-              <w:top w:type="dxa" w:w="60"/>
-              <w:left w:type="dxa" w:w="100"/>
-              <w:bottom w:type="dxa" w:w="60"/>
-              <w:right w:type="dxa" w:w="100"/>
-            </w:tcMar>
-          </w:tcPr>
-          <w:p>
-            <w:r>
-              <w:t xml:space="preserve">「WiFi直连/蜂窝」优先级未落地</w:t>
-            </w:r>
-          </w:p>
-        </w:tc>
-        <w:tc>
-          <w:tcPr>
-            <w:tcW w:type="dxa" w:w="5854"/>
-            <w:tcBorders>
-              <w:top w:val="single" w:color="BBBBBB" w:sz="1"/>
-              <w:left w:val="single" w:color="BBBBBB" w:sz="1"/>
-              <w:bottom w:val="single" w:color="BBBBBB" w:sz="1"/>
-              <w:right w:val="single" w:color="BBBBBB" w:sz="1"/>
-            </w:tcBorders>
-            <w:tcMar>
-              <w:top w:type="dxa" w:w="60"/>
-              <w:left w:type="dxa" w:w="100"/>
-              <w:bottom w:type="dxa" w:w="60"/>
-              <w:right w:type="dxa" w:w="100"/>
-            </w:tcMar>
-          </w:tcPr>
-          <w:p>
-            <w:r>
-              <w:t xml:space="preserve">授权提示宣称蓝牙→WiFi直连→蜂窝，但原生仅实现 BLE；iOS 无第三方 WiFi Direct API。Web 的 WebRTC 需信令服务器</w:t>
-            </w:r>
-          </w:p>
-        </w:tc>
-      </w:tr>
-      <w:tr>
-        <w:trPr>
-          <w:tblHeader w:val="false"/>
-        </w:trPr>
-        <w:tc>
-          <w:tcPr>
-            <w:tcW w:type="dxa" w:w="748"/>
-            <w:tcBorders>
-              <w:top w:val="single" w:color="BBBBBB" w:sz="1"/>
-              <w:left w:val="single" w:color="BBBBBB" w:sz="1"/>
-              <w:bottom w:val="single" w:color="BBBBBB" w:sz="1"/>
-              <w:right w:val="single" w:color="BBBBBB" w:sz="1"/>
-            </w:tcBorders>
-            <w:tcMar>
-              <w:top w:type="dxa" w:w="60"/>
-              <w:left w:type="dxa" w:w="100"/>
-              <w:bottom w:type="dxa" w:w="60"/>
-              <w:right w:type="dxa" w:w="100"/>
-            </w:tcMar>
-          </w:tcPr>
-          <w:p>
-            <w:r>
-              <w:t xml:space="preserve">KI-6</w:t>
-            </w:r>
-          </w:p>
-        </w:tc>
-        <w:tc>
-          <w:tcPr>
-            <w:tcW w:type="dxa" w:w="748"/>
-            <w:tcBorders>
-              <w:top w:val="single" w:color="BBBBBB" w:sz="1"/>
-              <w:left w:val="single" w:color="BBBBBB" w:sz="1"/>
-              <w:bottom w:val="single" w:color="BBBBBB" w:sz="1"/>
-              <w:right w:val="single" w:color="BBBBBB" w:sz="1"/>
-            </w:tcBorders>
-            <w:tcMar>
-              <w:top w:type="dxa" w:w="60"/>
-              <w:left w:type="dxa" w:w="100"/>
-              <w:bottom w:type="dxa" w:w="60"/>
-              <w:right w:type="dxa" w:w="100"/>
-            </w:tcMar>
-          </w:tcPr>
-          <w:p>
-            <w:r>
-              <w:t xml:space="preserve">高</w:t>
-            </w:r>
-          </w:p>
-        </w:tc>
-        <w:tc>
-          <w:tcPr>
-            <w:tcW w:type="dxa" w:w="2010"/>
-            <w:tcBorders>
-              <w:top w:val="single" w:color="BBBBBB" w:sz="1"/>
-              <w:left w:val="single" w:color="BBBBBB" w:sz="1"/>
-              <w:bottom w:val="single" w:color="BBBBBB" w:sz="1"/>
-              <w:right w:val="single" w:color="BBBBBB" w:sz="1"/>
-            </w:tcBorders>
-            <w:tcMar>
-              <w:top w:type="dxa" w:w="60"/>
-              <w:left w:type="dxa" w:w="100"/>
-              <w:bottom w:type="dxa" w:w="60"/>
-              <w:right w:type="dxa" w:w="100"/>
-            </w:tcMar>
-          </w:tcPr>
-          <w:p>
-            <w:r>
-              <w:t xml:space="preserve">信令服务器无鉴权/限流</w:t>
-            </w:r>
-          </w:p>
-        </w:tc>
-        <w:tc>
-          <w:tcPr>
-            <w:tcW w:type="dxa" w:w="5854"/>
-            <w:tcBorders>
-              <w:top w:val="single" w:color="BBBBBB" w:sz="1"/>
-              <w:left w:val="single" w:color="BBBBBB" w:sz="1"/>
-              <w:bottom w:val="single" w:color="BBBBBB" w:sz="1"/>
-              <w:right w:val="single" w:color="BBBBBB" w:sz="1"/>
-            </w:tcBorders>
-            <w:tcMar>
-              <w:top w:type="dxa" w:w="60"/>
-              <w:left w:type="dxa" w:w="100"/>
-              <w:bottom w:type="dxa" w:w="60"/>
-              <w:right w:type="dxa" w:w="100"/>
-            </w:tcMar>
-          </w:tcPr>
-          <w:p>
-            <w:r>
-              <w:t xml:space="preserve">`server/signaling.js` 任意知道 room 者可加入转发；明文 ws；无速率限制</w:t>
-            </w:r>
-          </w:p>
-        </w:tc>
-      </w:tr>
-      <w:tr>
-        <w:trPr>
-          <w:tblHeader w:val="false"/>
-        </w:trPr>
-        <w:tc>
-          <w:tcPr>
-            <w:tcW w:type="dxa" w:w="748"/>
-            <w:tcBorders>
-              <w:top w:val="single" w:color="BBBBBB" w:sz="1"/>
-              <w:left w:val="single" w:color="BBBBBB" w:sz="1"/>
-              <w:bottom w:val="single" w:color="BBBBBB" w:sz="1"/>
-              <w:right w:val="single" w:color="BBBBBB" w:sz="1"/>
-            </w:tcBorders>
-            <w:tcMar>
-              <w:top w:type="dxa" w:w="60"/>
-              <w:left w:type="dxa" w:w="100"/>
-              <w:bottom w:type="dxa" w:w="60"/>
-              <w:right w:type="dxa" w:w="100"/>
-            </w:tcMar>
-          </w:tcPr>
-          <w:p>
-            <w:r>
-              <w:t xml:space="preserve">KI-7</w:t>
-            </w:r>
-          </w:p>
-        </w:tc>
-        <w:tc>
-          <w:tcPr>
-            <w:tcW w:type="dxa" w:w="748"/>
-            <w:tcBorders>
-              <w:top w:val="single" w:color="BBBBBB" w:sz="1"/>
-              <w:left w:val="single" w:color="BBBBBB" w:sz="1"/>
-              <w:bottom w:val="single" w:color="BBBBBB" w:sz="1"/>
-              <w:right w:val="single" w:color="BBBBBB" w:sz="1"/>
-            </w:tcBorders>
-            <w:tcMar>
-              <w:top w:type="dxa" w:w="60"/>
-              <w:left w:type="dxa" w:w="100"/>
-              <w:bottom w:type="dxa" w:w="60"/>
-              <w:right w:type="dxa" w:w="100"/>
-            </w:tcMar>
-          </w:tcPr>
-          <w:p>
-            <w:r>
               <w:t xml:space="preserve">低</w:t>
             </w:r>
           </w:p>
         </w:tc>
         <w:tc>
           <w:tcPr>
-            <w:tcW w:type="dxa" w:w="2010"/>
-            <w:tcBorders>
-              <w:top w:val="single" w:color="BBBBBB" w:sz="1"/>
-              <w:left w:val="single" w:color="BBBBBB" w:sz="1"/>
-              <w:bottom w:val="single" w:color="BBBBBB" w:sz="1"/>
-              <w:right w:val="single" w:color="BBBBBB" w:sz="1"/>
-            </w:tcBorders>
-            <w:tcMar>
-              <w:top w:type="dxa" w:w="60"/>
-              <w:left w:type="dxa" w:w="100"/>
-              <w:bottom w:type="dxa" w:w="60"/>
-              <w:right w:type="dxa" w:w="100"/>
-            </w:tcMar>
-          </w:tcPr>
-          <w:p>
-            <w:r>
-              <w:t xml:space="preserve">Web 群码与原生队伍码不同码空间</w:t>
-            </w:r>
-          </w:p>
-        </w:tc>
-        <w:tc>
-          <w:tcPr>
-            <w:tcW w:type="dxa" w:w="5854"/>
-            <w:tcBorders>
-              <w:top w:val="single" w:color="BBBBBB" w:sz="1"/>
-              <w:left w:val="single" w:color="BBBBBB" w:sz="1"/>
-              <w:bottom w:val="single" w:color="BBBBBB" w:sz="1"/>
-              <w:right w:val="single" w:color="BBBBBB" w:sz="1"/>
-            </w:tcBorders>
-            <w:tcMar>
-              <w:top w:type="dxa" w:w="60"/>
-              <w:left w:type="dxa" w:w="100"/>
-              <w:bottom w:type="dxa" w:w="60"/>
-              <w:right w:type="dxa" w:w="100"/>
-            </w:tcMar>
-          </w:tcPr>
-          <w:p>
-            <w:r>
-              <w:t xml:space="preserve">Web joinCode 6 位数字，原生 newTeamCode 6 位字母数字；跨 Web/原生 拼群不对齐（且二者本就不共享传输）</w:t>
-            </w:r>
-          </w:p>
-        </w:tc>
-      </w:tr>
-      <w:tr>
-        <w:trPr>
-          <w:tblHeader w:val="false"/>
-        </w:trPr>
-        <w:tc>
-          <w:tcPr>
-            <w:tcW w:type="dxa" w:w="748"/>
-            <w:tcBorders>
-              <w:top w:val="single" w:color="BBBBBB" w:sz="1"/>
-              <w:left w:val="single" w:color="BBBBBB" w:sz="1"/>
-              <w:bottom w:val="single" w:color="BBBBBB" w:sz="1"/>
-              <w:right w:val="single" w:color="BBBBBB" w:sz="1"/>
-            </w:tcBorders>
-            <w:tcMar>
-              <w:top w:type="dxa" w:w="60"/>
-              <w:left w:type="dxa" w:w="100"/>
-              <w:bottom w:type="dxa" w:w="60"/>
-              <w:right w:type="dxa" w:w="100"/>
-            </w:tcMar>
-          </w:tcPr>
-          <w:p>
-            <w:r>
-              <w:t xml:space="preserve">KI-8</w:t>
-            </w:r>
-          </w:p>
-        </w:tc>
-        <w:tc>
-          <w:tcPr>
-            <w:tcW w:type="dxa" w:w="748"/>
-            <w:tcBorders>
-              <w:top w:val="single" w:color="BBBBBB" w:sz="1"/>
-              <w:left w:val="single" w:color="BBBBBB" w:sz="1"/>
-              <w:bottom w:val="single" w:color="BBBBBB" w:sz="1"/>
-              <w:right w:val="single" w:color="BBBBBB" w:sz="1"/>
-            </w:tcBorders>
-            <w:tcMar>
-              <w:top w:type="dxa" w:w="60"/>
-              <w:left w:type="dxa" w:w="100"/>
-              <w:bottom w:type="dxa" w:w="60"/>
-              <w:right w:type="dxa" w:w="100"/>
-            </w:tcMar>
-          </w:tcPr>
-          <w:p>
-            <w:r>
-              <w:t xml:space="preserve">低</w:t>
-            </w:r>
-          </w:p>
-        </w:tc>
-        <w:tc>
-          <w:tcPr>
-            <w:tcW w:type="dxa" w:w="2010"/>
+            <w:tcW w:type="dxa" w:w="1991"/>
             <w:tcBorders>
               <w:top w:val="single" w:color="BBBBBB" w:sz="1"/>
               <w:left w:val="single" w:color="BBBBBB" w:sz="1"/>
@@ -8321,7 +8321,7 @@
         </w:tc>
         <w:tc>
           <w:tcPr>
-            <w:tcW w:type="dxa" w:w="5854"/>
+            <w:tcW w:type="dxa" w:w="5873"/>
             <w:tcBorders>
               <w:top w:val="single" w:color="BBBBBB" w:sz="1"/>
               <w:left w:val="single" w:color="BBBBBB" w:sz="1"/>

--- a/docs/requirements/TrailMate-需求规格说明书-v1.0.docx
+++ b/docs/requirements/TrailMate-需求规格说明书-v1.0.docx
@@ -1564,7 +1564,7 @@
         </w:numPr>
       </w:pPr>
       <w:r>
-        <w:t xml:space="preserve">队伍隔离：MeshBus 收端按队伍码过滤，仅同码消息入站（`ios12/Sources/Mesh/MeshBus.swift:55`，`android-native/.../MeshBus.kt:98`）。</w:t>
+        <w:t xml:space="preserve">队伍隔离：MeshBus 收端按队伍码过滤，仅同码消息入站（`ios12/Sources/Mesh/MeshBus.swift`，`android-native/.../MeshBus.kt`）。</w:t>
       </w:r>
     </w:p>
     <w:p>
@@ -1576,17 +1576,14 @@
         </w:numPr>
       </w:pPr>
       <w:r>
-        <w:t xml:space="preserve">BLE 链路当前</w:t>
-      </w:r>
-      <w:r>
         <w:rPr>
           <w:b/>
           <w:bCs/>
         </w:rPr>
-        <w:t xml:space="preserve">明文</w:t>
-      </w:r>
-      <w:r>
-        <w:t xml:space="preserve">：帧内无加密字段，msgId 仅用于去重非鉴权。</w:t>
+        <w:t xml:space="preserve">端到端加密</w:t>
+      </w:r>
+      <w:r>
+        <w:t xml:space="preserve">（G-CM-3 已实现）：MeshBus 业务负载 AES-256-CBC + HMAC-SHA256（Encrypt-then-MAC，MAC 前 16B），密钥由队伍码经 PBKDF2-HMAC-SHA256（盐 `trailmate-mesh-v1`，10000 轮）派生；信封 team 明文仅用于分房，内容密文，错队伍码/被篡改/旧版明文一律丢弃（`MeshCrypto.swift` / `MeshCrypto.kt` / 夹具 `meshcrypto.mjs` 三端逐字节一致，含固定校验向量）。</w:t>
       </w:r>
     </w:p>
     <w:p>
@@ -1598,17 +1595,7 @@
         </w:numPr>
       </w:pPr>
       <w:r>
-        <w:t xml:space="preserve">信令服务器</w:t>
-      </w:r>
-      <w:r>
-        <w:rPr>
-          <w:b/>
-          <w:bCs/>
-        </w:rPr>
-        <w:t xml:space="preserve">无鉴权/无限流</w:t>
-      </w:r>
-      <w:r>
-        <w:t xml:space="preserve">：任何知道 room 的连接均可加入并收发信令（`server/signaling.js`）。详见 §10.2。</w:t>
+        <w:t xml:space="preserve">信令服务器（G-SEC-1 已加固）：可选 `SIGNAL_TOKEN` 鉴权、80 条/10s 限流、64KB 消息上限、单 IP 32 连接上限、未鉴权连接禁转发；公网部署需反代 wss（`server/signaling.js`）。</w:t>
       </w:r>
     </w:p>
     <w:p/>
@@ -3969,7 +3956,7 @@
           </w:tcPr>
           <w:p>
             <w:r>
-              <w:t xml:space="preserve">队伍码房间隔离；BLE 帧当前明文；信令服务器无鉴权/限流（缺口，见 §10.2）</w:t>
+              <w:t xml:space="preserve">队伍码房间隔离 + MeshBus 负载端到端加密（AES-256-CBC+HMAC，队伍码 PBKDF2 派生密钥）；信令服务器 token 鉴权/限流/大小/IP 上限；公网信令需反代 wss</w:t>
             </w:r>
           </w:p>
         </w:tc>

--- a/docs/requirements/TrailMate-需求规格说明书-v1.0.docx
+++ b/docs/requirements/TrailMate-需求规格说明书-v1.0.docx
@@ -2675,17 +2675,17 @@
           </w:tcPr>
           <w:p>
             <w:r>
-              <w:t xml:space="preserve">[Web] 声称支持文字 / 语音 / 视频，可叠加变声（`src/features/camp/CampApp.tsx`）。⚠️ 原生侧语音/视频 mesh 传输</w:t>
+              <w:t xml:space="preserve">短语音（G-CM-1 已落地）：[iOS][Android] 按住 🎤 录 ≤10s（AAC 16kHz 单声道 24kbps ≈ ≤30KB），经 KIND_VOICE=3 端到端加密广播，收端点按播放（`CampFragment.kt` / `CampViewController.swift`）；载荷格式 `[u16 jsonLen][{mid,n,d,ts}][m4a]`。视频显式收窄为</w:t>
             </w:r>
             <w:r>
               <w:rPr>
                 <w:b/>
                 <w:bCs/>
               </w:rPr>
-              <w:t xml:space="preserve">未实现</w:t>
-            </w:r>
-            <w:r>
-              <w:t xml:space="preserve">，见 §10.2 与 §9</w:t>
+              <w:t xml:space="preserve">仅在线</w:t>
+            </w:r>
+            <w:r>
+              <w:t xml:space="preserve">（Web WebRTC），无网不可用，文案已同步（`CampApp.tsx:75,94`）</w:t>
             </w:r>
           </w:p>
         </w:tc>
@@ -3516,17 +3516,17 @@
           </w:tcPr>
           <w:p>
             <w:r>
-              <w:t xml:space="preserve">[Android] AudioTrack 变速重采样（</w:t>
+              <w:t xml:space="preserve">[Android] AudioTrack 变速重采样 + PCM 环形调制，</w:t>
             </w:r>
             <w:r>
               <w:rPr>
                 <w:b/>
                 <w:bCs/>
               </w:rPr>
-              <w:t xml:space="preserve">变调 + 变速，时长会变短/长</w:t>
-            </w:r>
-            <w:r>
-              <w:t xml:space="preserve">），6 个预设（汤姆猫 1.45 / 喜羊羊 1.6 / 花栗鼠 1.9 / 猪八戒 0.72 / 大魔王 0.6 / 原声 1.0）（`android-native/.../VoiceFragment.kt:31`）。⚠️ 缺小猪佩奇、孙悟空、机器人，见 §9/§10.2</w:t>
+              <w:t xml:space="preserve">9 个预设</w:t>
+            </w:r>
+            <w:r>
+              <w:t xml:space="preserve">与 iOS 对齐（汤姆猫 1.45 / 佩奇 1.7 / 喜羊羊 1.6 / 悟空 1.25 / 八戒 0.72 / 花栗鼠 1.9 / 机器人=40Hz 环形调制 / 大魔王 0.6 / 原声）（`VoiceFragment.kt`）。变速算法时长会变，与 iOS/Web 保时长听感不同（G-VC-2 遗留）</w:t>
             </w:r>
           </w:p>
         </w:tc>
@@ -6944,7 +6944,7 @@
           </w:tcPr>
           <w:p>
             <w:r>
-              <w:t xml:space="preserve">营地语音/视频 mesh</w:t>
+              <w:t xml:space="preserve">营地短语音 mesh</w:t>
             </w:r>
           </w:p>
         </w:tc>
@@ -6966,7 +6966,7 @@
           </w:tcPr>
           <w:p>
             <w:r>
-              <w:t xml:space="preserve">⚠️ 声称支持</w:t>
+              <w:t xml:space="preserve">⚠️ 语音走在线 WebRTC</w:t>
             </w:r>
           </w:p>
         </w:tc>
@@ -6988,7 +6988,7 @@
           </w:tcPr>
           <w:p>
             <w:r>
-              <w:t xml:space="preserve">❌ 未实现（仅文字+位置）</w:t>
+              <w:t xml:space="preserve">✅ ≤10s AAC over BLE</w:t>
             </w:r>
           </w:p>
         </w:tc>
@@ -7010,7 +7010,100 @@
           </w:tcPr>
           <w:p>
             <w:r>
-              <w:t xml:space="preserve">❌ 未实现</w:t>
+              <w:t xml:space="preserve">✅ 同左（跨端互通）</w:t>
+            </w:r>
+          </w:p>
+        </w:tc>
+      </w:tr>
+      <w:tr>
+        <w:trPr>
+          <w:tblHeader w:val="false"/>
+        </w:trPr>
+        <w:tc>
+          <w:tcPr>
+            <w:tcW w:type="dxa" w:w="1477"/>
+            <w:tcBorders>
+              <w:top w:val="single" w:color="BBBBBB" w:sz="1"/>
+              <w:left w:val="single" w:color="BBBBBB" w:sz="1"/>
+              <w:bottom w:val="single" w:color="BBBBBB" w:sz="1"/>
+              <w:right w:val="single" w:color="BBBBBB" w:sz="1"/>
+            </w:tcBorders>
+            <w:tcMar>
+              <w:top w:type="dxa" w:w="60"/>
+              <w:left w:type="dxa" w:w="100"/>
+              <w:bottom w:type="dxa" w:w="60"/>
+              <w:right w:type="dxa" w:w="100"/>
+            </w:tcMar>
+          </w:tcPr>
+          <w:p>
+            <w:r>
+              <w:t xml:space="preserve">营地视频</w:t>
+            </w:r>
+          </w:p>
+        </w:tc>
+        <w:tc>
+          <w:tcPr>
+            <w:tcW w:type="dxa" w:w="2711"/>
+            <w:tcBorders>
+              <w:top w:val="single" w:color="BBBBBB" w:sz="1"/>
+              <w:left w:val="single" w:color="BBBBBB" w:sz="1"/>
+              <w:bottom w:val="single" w:color="BBBBBB" w:sz="1"/>
+              <w:right w:val="single" w:color="BBBBBB" w:sz="1"/>
+            </w:tcBorders>
+            <w:tcMar>
+              <w:top w:type="dxa" w:w="60"/>
+              <w:left w:type="dxa" w:w="100"/>
+              <w:bottom w:type="dxa" w:w="60"/>
+              <w:right w:type="dxa" w:w="100"/>
+            </w:tcMar>
+          </w:tcPr>
+          <w:p>
+            <w:r>
+              <w:t xml:space="preserve">✅ 仅在线（WebRTC）</w:t>
+            </w:r>
+          </w:p>
+        </w:tc>
+        <w:tc>
+          <w:tcPr>
+            <w:tcW w:type="dxa" w:w="2463"/>
+            <w:tcBorders>
+              <w:top w:val="single" w:color="BBBBBB" w:sz="1"/>
+              <w:left w:val="single" w:color="BBBBBB" w:sz="1"/>
+              <w:bottom w:val="single" w:color="BBBBBB" w:sz="1"/>
+              <w:right w:val="single" w:color="BBBBBB" w:sz="1"/>
+            </w:tcBorders>
+            <w:tcMar>
+              <w:top w:type="dxa" w:w="60"/>
+              <w:left w:type="dxa" w:w="100"/>
+              <w:bottom w:type="dxa" w:w="60"/>
+              <w:right w:type="dxa" w:w="100"/>
+            </w:tcMar>
+          </w:tcPr>
+          <w:p>
+            <w:r>
+              <w:t xml:space="preserve">❌ 非目标</w:t>
+            </w:r>
+          </w:p>
+        </w:tc>
+        <w:tc>
+          <w:tcPr>
+            <w:tcW w:type="dxa" w:w="2709"/>
+            <w:tcBorders>
+              <w:top w:val="single" w:color="BBBBBB" w:sz="1"/>
+              <w:left w:val="single" w:color="BBBBBB" w:sz="1"/>
+              <w:bottom w:val="single" w:color="BBBBBB" w:sz="1"/>
+              <w:right w:val="single" w:color="BBBBBB" w:sz="1"/>
+            </w:tcBorders>
+            <w:tcMar>
+              <w:top w:type="dxa" w:w="60"/>
+              <w:left w:type="dxa" w:w="100"/>
+              <w:bottom w:type="dxa" w:w="60"/>
+              <w:right w:type="dxa" w:w="100"/>
+            </w:tcMar>
+          </w:tcPr>
+          <w:p>
+            <w:r>
+              <w:t xml:space="preserve">❌ 非目标</w:t>
             </w:r>
           </w:p>
         </w:tc>
@@ -7469,8 +7562,8 @@
       <w:tblGrid>
         <w:gridCol w:w="748"/>
         <w:gridCol w:w="748"/>
-        <w:gridCol w:w="1991"/>
-        <w:gridCol w:w="5873"/>
+        <w:gridCol w:w="1841"/>
+        <w:gridCol w:w="6023"/>
       </w:tblGrid>
       <w:tr>
         <w:trPr>
@@ -7532,7 +7625,7 @@
         </w:tc>
         <w:tc>
           <w:tcPr>
-            <w:tcW w:type="dxa" w:w="1991"/>
+            <w:tcW w:type="dxa" w:w="1841"/>
             <w:tcBorders>
               <w:top w:val="single" w:color="BBBBBB" w:sz="1"/>
               <w:left w:val="single" w:color="BBBBBB" w:sz="1"/>
@@ -7559,7 +7652,7 @@
         </w:tc>
         <w:tc>
           <w:tcPr>
-            <w:tcW w:type="dxa" w:w="5873"/>
+            <w:tcW w:type="dxa" w:w="6023"/>
             <w:tcBorders>
               <w:top w:val="single" w:color="BBBBBB" w:sz="1"/>
               <w:left w:val="single" w:color="BBBBBB" w:sz="1"/>
@@ -7629,51 +7722,516 @@
           </w:tcPr>
           <w:p>
             <w:r>
+              <w:t xml:space="preserve">高（已修复）</w:t>
+            </w:r>
+          </w:p>
+        </w:tc>
+        <w:tc>
+          <w:tcPr>
+            <w:tcW w:type="dxa" w:w="1841"/>
+            <w:tcBorders>
+              <w:top w:val="single" w:color="BBBBBB" w:sz="1"/>
+              <w:left w:val="single" w:color="BBBBBB" w:sz="1"/>
+              <w:bottom w:val="single" w:color="BBBBBB" w:sz="1"/>
+              <w:right w:val="single" w:color="BBBBBB" w:sz="1"/>
+            </w:tcBorders>
+            <w:tcMar>
+              <w:top w:type="dxa" w:w="60"/>
+              <w:left w:type="dxa" w:w="100"/>
+              <w:bottom w:type="dxa" w:w="60"/>
+              <w:right w:type="dxa" w:w="100"/>
+            </w:tcMar>
+          </w:tcPr>
+          <w:p>
+            <w:r>
+              <w:t xml:space="preserve">营地「语音/视频」曾宣称&gt;实现</w:t>
+            </w:r>
+          </w:p>
+        </w:tc>
+        <w:tc>
+          <w:tcPr>
+            <w:tcW w:type="dxa" w:w="6023"/>
+            <w:tcBorders>
+              <w:top w:val="single" w:color="BBBBBB" w:sz="1"/>
+              <w:left w:val="single" w:color="BBBBBB" w:sz="1"/>
+              <w:bottom w:val="single" w:color="BBBBBB" w:sz="1"/>
+              <w:right w:val="single" w:color="BBBBBB" w:sz="1"/>
+            </w:tcBorders>
+            <w:tcMar>
+              <w:top w:type="dxa" w:w="60"/>
+              <w:left w:type="dxa" w:w="100"/>
+              <w:bottom w:type="dxa" w:w="60"/>
+              <w:right w:type="dxa" w:w="100"/>
+            </w:tcMar>
+          </w:tcPr>
+          <w:p>
+            <w:r>
+              <w:t xml:space="preserve">已两措并举：①短语音真正落地（KIND_VOICE=3，≤10s AAC ≈ 51 片 BLE 泛洪，实测夹具 9KB 经中继完整送达）；②视频显式收窄为"仅在线"，全端文案同步。实时音视频流仍超出 BLE 带宽，属显式非目标</w:t>
+            </w:r>
+          </w:p>
+        </w:tc>
+      </w:tr>
+      <w:tr>
+        <w:trPr>
+          <w:tblHeader w:val="false"/>
+        </w:trPr>
+        <w:tc>
+          <w:tcPr>
+            <w:tcW w:type="dxa" w:w="748"/>
+            <w:tcBorders>
+              <w:top w:val="single" w:color="BBBBBB" w:sz="1"/>
+              <w:left w:val="single" w:color="BBBBBB" w:sz="1"/>
+              <w:bottom w:val="single" w:color="BBBBBB" w:sz="1"/>
+              <w:right w:val="single" w:color="BBBBBB" w:sz="1"/>
+            </w:tcBorders>
+            <w:tcMar>
+              <w:top w:type="dxa" w:w="60"/>
+              <w:left w:type="dxa" w:w="100"/>
+              <w:bottom w:type="dxa" w:w="60"/>
+              <w:right w:type="dxa" w:w="100"/>
+            </w:tcMar>
+          </w:tcPr>
+          <w:p>
+            <w:r>
+              <w:t xml:space="preserve">KI-2</w:t>
+            </w:r>
+          </w:p>
+        </w:tc>
+        <w:tc>
+          <w:tcPr>
+            <w:tcW w:type="dxa" w:w="748"/>
+            <w:tcBorders>
+              <w:top w:val="single" w:color="BBBBBB" w:sz="1"/>
+              <w:left w:val="single" w:color="BBBBBB" w:sz="1"/>
+              <w:bottom w:val="single" w:color="BBBBBB" w:sz="1"/>
+              <w:right w:val="single" w:color="BBBBBB" w:sz="1"/>
+            </w:tcBorders>
+            <w:tcMar>
+              <w:top w:type="dxa" w:w="60"/>
+              <w:left w:type="dxa" w:w="100"/>
+              <w:bottom w:type="dxa" w:w="60"/>
+              <w:right w:type="dxa" w:w="100"/>
+            </w:tcMar>
+          </w:tcPr>
+          <w:p>
+            <w:r>
+              <w:t xml:space="preserve">中</w:t>
+            </w:r>
+          </w:p>
+        </w:tc>
+        <w:tc>
+          <w:tcPr>
+            <w:tcW w:type="dxa" w:w="1841"/>
+            <w:tcBorders>
+              <w:top w:val="single" w:color="BBBBBB" w:sz="1"/>
+              <w:left w:val="single" w:color="BBBBBB" w:sz="1"/>
+              <w:bottom w:val="single" w:color="BBBBBB" w:sz="1"/>
+              <w:right w:val="single" w:color="BBBBBB" w:sz="1"/>
+            </w:tcBorders>
+            <w:tcMar>
+              <w:top w:type="dxa" w:w="60"/>
+              <w:left w:type="dxa" w:w="100"/>
+              <w:bottom w:type="dxa" w:w="60"/>
+              <w:right w:type="dxa" w:w="100"/>
+            </w:tcMar>
+          </w:tcPr>
+          <w:p>
+            <w:r>
+              <w:t xml:space="preserve">Android 变声缺预设且算法不同</w:t>
+            </w:r>
+          </w:p>
+        </w:tc>
+        <w:tc>
+          <w:tcPr>
+            <w:tcW w:type="dxa" w:w="6023"/>
+            <w:tcBorders>
+              <w:top w:val="single" w:color="BBBBBB" w:sz="1"/>
+              <w:left w:val="single" w:color="BBBBBB" w:sz="1"/>
+              <w:bottom w:val="single" w:color="BBBBBB" w:sz="1"/>
+              <w:right w:val="single" w:color="BBBBBB" w:sz="1"/>
+            </w:tcBorders>
+            <w:tcMar>
+              <w:top w:type="dxa" w:w="60"/>
+              <w:left w:type="dxa" w:w="100"/>
+              <w:bottom w:type="dxa" w:w="60"/>
+              <w:right w:type="dxa" w:w="100"/>
+            </w:tcMar>
+          </w:tcPr>
+          <w:p>
+            <w:r>
+              <w:t xml:space="preserve">`VoiceFragment.kt:31` 仅 6 预设，缺用户点名的小猪佩奇/孙悟空及机器人；用变速重采样，时长随之改变，与 iOS/Web 保时长听感不一致</w:t>
+            </w:r>
+          </w:p>
+        </w:tc>
+      </w:tr>
+      <w:tr>
+        <w:trPr>
+          <w:tblHeader w:val="false"/>
+        </w:trPr>
+        <w:tc>
+          <w:tcPr>
+            <w:tcW w:type="dxa" w:w="748"/>
+            <w:tcBorders>
+              <w:top w:val="single" w:color="BBBBBB" w:sz="1"/>
+              <w:left w:val="single" w:color="BBBBBB" w:sz="1"/>
+              <w:bottom w:val="single" w:color="BBBBBB" w:sz="1"/>
+              <w:right w:val="single" w:color="BBBBBB" w:sz="1"/>
+            </w:tcBorders>
+            <w:tcMar>
+              <w:top w:type="dxa" w:w="60"/>
+              <w:left w:type="dxa" w:w="100"/>
+              <w:bottom w:type="dxa" w:w="60"/>
+              <w:right w:type="dxa" w:w="100"/>
+            </w:tcMar>
+          </w:tcPr>
+          <w:p>
+            <w:r>
+              <w:t xml:space="preserve">KI-3</w:t>
+            </w:r>
+          </w:p>
+        </w:tc>
+        <w:tc>
+          <w:tcPr>
+            <w:tcW w:type="dxa" w:w="748"/>
+            <w:tcBorders>
+              <w:top w:val="single" w:color="BBBBBB" w:sz="1"/>
+              <w:left w:val="single" w:color="BBBBBB" w:sz="1"/>
+              <w:bottom w:val="single" w:color="BBBBBB" w:sz="1"/>
+              <w:right w:val="single" w:color="BBBBBB" w:sz="1"/>
+            </w:tcBorders>
+            <w:tcMar>
+              <w:top w:type="dxa" w:w="60"/>
+              <w:left w:type="dxa" w:w="100"/>
+              <w:bottom w:type="dxa" w:w="60"/>
+              <w:right w:type="dxa" w:w="100"/>
+            </w:tcMar>
+          </w:tcPr>
+          <w:p>
+            <w:r>
+              <w:t xml:space="preserve">低（已修复）</w:t>
+            </w:r>
+          </w:p>
+        </w:tc>
+        <w:tc>
+          <w:tcPr>
+            <w:tcW w:type="dxa" w:w="1841"/>
+            <w:tcBorders>
+              <w:top w:val="single" w:color="BBBBBB" w:sz="1"/>
+              <w:left w:val="single" w:color="BBBBBB" w:sz="1"/>
+              <w:bottom w:val="single" w:color="BBBBBB" w:sz="1"/>
+              <w:right w:val="single" w:color="BBBBBB" w:sz="1"/>
+            </w:tcBorders>
+            <w:tcMar>
+              <w:top w:type="dxa" w:w="60"/>
+              <w:left w:type="dxa" w:w="100"/>
+              <w:bottom w:type="dxa" w:w="60"/>
+              <w:right w:type="dxa" w:w="100"/>
+            </w:tcMar>
+          </w:tcPr>
+          <w:p>
+            <w:r>
+              <w:t xml:space="preserve">Web 摊分逐人金额曾与原生不一致</w:t>
+            </w:r>
+          </w:p>
+        </w:tc>
+        <w:tc>
+          <w:tcPr>
+            <w:tcW w:type="dxa" w:w="6023"/>
+            <w:tcBorders>
+              <w:top w:val="single" w:color="BBBBBB" w:sz="1"/>
+              <w:left w:val="single" w:color="BBBBBB" w:sz="1"/>
+              <w:bottom w:val="single" w:color="BBBBBB" w:sz="1"/>
+              <w:right w:val="single" w:color="BBBBBB" w:sz="1"/>
+            </w:tcBorders>
+            <w:tcMar>
+              <w:top w:type="dxa" w:w="60"/>
+              <w:left w:type="dxa" w:w="100"/>
+              <w:bottom w:type="dxa" w:w="60"/>
+              <w:right w:type="dxa" w:w="100"/>
+            </w:tcMar>
+          </w:tcPr>
+          <w:p>
+            <w:r>
+              <w:t xml:space="preserve">勘误：Web 一直有「最后一人吸收余数」（`split.ts:35-36`），总额并不会差 1 分——本文档 v1.0 初稿此处表述有误。真实差异是非末位成员取整方式（Web `Math.round` vs 原生整除），如 50÷4 时 Web 13/13/13/11、原生 12/12/12/14。已将 Web 改为 `Math.floor` 与原生一致，11 组除不尽金额逐人比对验收通过</w:t>
+            </w:r>
+          </w:p>
+        </w:tc>
+      </w:tr>
+      <w:tr>
+        <w:trPr>
+          <w:tblHeader w:val="false"/>
+        </w:trPr>
+        <w:tc>
+          <w:tcPr>
+            <w:tcW w:type="dxa" w:w="748"/>
+            <w:tcBorders>
+              <w:top w:val="single" w:color="BBBBBB" w:sz="1"/>
+              <w:left w:val="single" w:color="BBBBBB" w:sz="1"/>
+              <w:bottom w:val="single" w:color="BBBBBB" w:sz="1"/>
+              <w:right w:val="single" w:color="BBBBBB" w:sz="1"/>
+            </w:tcBorders>
+            <w:tcMar>
+              <w:top w:type="dxa" w:w="60"/>
+              <w:left w:type="dxa" w:w="100"/>
+              <w:bottom w:type="dxa" w:w="60"/>
+              <w:right w:type="dxa" w:w="100"/>
+            </w:tcMar>
+          </w:tcPr>
+          <w:p>
+            <w:r>
+              <w:t xml:space="preserve">KI-4</w:t>
+            </w:r>
+          </w:p>
+        </w:tc>
+        <w:tc>
+          <w:tcPr>
+            <w:tcW w:type="dxa" w:w="748"/>
+            <w:tcBorders>
+              <w:top w:val="single" w:color="BBBBBB" w:sz="1"/>
+              <w:left w:val="single" w:color="BBBBBB" w:sz="1"/>
+              <w:bottom w:val="single" w:color="BBBBBB" w:sz="1"/>
+              <w:right w:val="single" w:color="BBBBBB" w:sz="1"/>
+            </w:tcBorders>
+            <w:tcMar>
+              <w:top w:type="dxa" w:w="60"/>
+              <w:left w:type="dxa" w:w="100"/>
+              <w:bottom w:type="dxa" w:w="60"/>
+              <w:right w:type="dxa" w:w="100"/>
+            </w:tcMar>
+          </w:tcPr>
+          <w:p>
+            <w:r>
+              <w:t xml:space="preserve">中（已修复）</w:t>
+            </w:r>
+          </w:p>
+        </w:tc>
+        <w:tc>
+          <w:tcPr>
+            <w:tcW w:type="dxa" w:w="1841"/>
+            <w:tcBorders>
+              <w:top w:val="single" w:color="BBBBBB" w:sz="1"/>
+              <w:left w:val="single" w:color="BBBBBB" w:sz="1"/>
+              <w:bottom w:val="single" w:color="BBBBBB" w:sz="1"/>
+              <w:right w:val="single" w:color="BBBBBB" w:sz="1"/>
+            </w:tcBorders>
+            <w:tcMar>
+              <w:top w:type="dxa" w:w="60"/>
+              <w:left w:type="dxa" w:w="100"/>
+              <w:bottom w:type="dxa" w:w="60"/>
+              <w:right w:type="dxa" w:w="100"/>
+            </w:tcMar>
+          </w:tcPr>
+          <w:p>
+            <w:r>
+              <w:t xml:space="preserve">iOS MeshBus 订阅句柄累积</w:t>
+            </w:r>
+          </w:p>
+        </w:tc>
+        <w:tc>
+          <w:tcPr>
+            <w:tcW w:type="dxa" w:w="6023"/>
+            <w:tcBorders>
+              <w:top w:val="single" w:color="BBBBBB" w:sz="1"/>
+              <w:left w:val="single" w:color="BBBBBB" w:sz="1"/>
+              <w:bottom w:val="single" w:color="BBBBBB" w:sz="1"/>
+              <w:right w:val="single" w:color="BBBBBB" w:sz="1"/>
+            </w:tcBorders>
+            <w:tcMar>
+              <w:top w:type="dxa" w:w="60"/>
+              <w:left w:type="dxa" w:w="100"/>
+              <w:bottom w:type="dxa" w:w="60"/>
+              <w:right w:type="dxa" w:w="100"/>
+            </w:tcMar>
+          </w:tcPr>
+          <w:p>
+            <w:r>
+              <w:t xml:space="preserve">原 `MeshBus.swift:37` 按 kind 向数组 append 句柄，VC 重建时旧句柄不释放；已改为每类型单句柄 + onPeers 按 tag 顶替，与 Android（`MeshBus.kt:88`）行为一致</w:t>
+            </w:r>
+          </w:p>
+        </w:tc>
+      </w:tr>
+      <w:tr>
+        <w:trPr>
+          <w:tblHeader w:val="false"/>
+        </w:trPr>
+        <w:tc>
+          <w:tcPr>
+            <w:tcW w:type="dxa" w:w="748"/>
+            <w:tcBorders>
+              <w:top w:val="single" w:color="BBBBBB" w:sz="1"/>
+              <w:left w:val="single" w:color="BBBBBB" w:sz="1"/>
+              <w:bottom w:val="single" w:color="BBBBBB" w:sz="1"/>
+              <w:right w:val="single" w:color="BBBBBB" w:sz="1"/>
+            </w:tcBorders>
+            <w:tcMar>
+              <w:top w:type="dxa" w:w="60"/>
+              <w:left w:type="dxa" w:w="100"/>
+              <w:bottom w:type="dxa" w:w="60"/>
+              <w:right w:type="dxa" w:w="100"/>
+            </w:tcMar>
+          </w:tcPr>
+          <w:p>
+            <w:r>
+              <w:t xml:space="preserve">KI-5</w:t>
+            </w:r>
+          </w:p>
+        </w:tc>
+        <w:tc>
+          <w:tcPr>
+            <w:tcW w:type="dxa" w:w="748"/>
+            <w:tcBorders>
+              <w:top w:val="single" w:color="BBBBBB" w:sz="1"/>
+              <w:left w:val="single" w:color="BBBBBB" w:sz="1"/>
+              <w:bottom w:val="single" w:color="BBBBBB" w:sz="1"/>
+              <w:right w:val="single" w:color="BBBBBB" w:sz="1"/>
+            </w:tcBorders>
+            <w:tcMar>
+              <w:top w:type="dxa" w:w="60"/>
+              <w:left w:type="dxa" w:w="100"/>
+              <w:bottom w:type="dxa" w:w="60"/>
+              <w:right w:type="dxa" w:w="100"/>
+            </w:tcMar>
+          </w:tcPr>
+          <w:p>
+            <w:r>
+              <w:t xml:space="preserve">中</w:t>
+            </w:r>
+          </w:p>
+        </w:tc>
+        <w:tc>
+          <w:tcPr>
+            <w:tcW w:type="dxa" w:w="1841"/>
+            <w:tcBorders>
+              <w:top w:val="single" w:color="BBBBBB" w:sz="1"/>
+              <w:left w:val="single" w:color="BBBBBB" w:sz="1"/>
+              <w:bottom w:val="single" w:color="BBBBBB" w:sz="1"/>
+              <w:right w:val="single" w:color="BBBBBB" w:sz="1"/>
+            </w:tcBorders>
+            <w:tcMar>
+              <w:top w:type="dxa" w:w="60"/>
+              <w:left w:type="dxa" w:w="100"/>
+              <w:bottom w:type="dxa" w:w="60"/>
+              <w:right w:type="dxa" w:w="100"/>
+            </w:tcMar>
+          </w:tcPr>
+          <w:p>
+            <w:r>
+              <w:t xml:space="preserve">「WiFi直连/蜂窝」优先级未落地</w:t>
+            </w:r>
+          </w:p>
+        </w:tc>
+        <w:tc>
+          <w:tcPr>
+            <w:tcW w:type="dxa" w:w="6023"/>
+            <w:tcBorders>
+              <w:top w:val="single" w:color="BBBBBB" w:sz="1"/>
+              <w:left w:val="single" w:color="BBBBBB" w:sz="1"/>
+              <w:bottom w:val="single" w:color="BBBBBB" w:sz="1"/>
+              <w:right w:val="single" w:color="BBBBBB" w:sz="1"/>
+            </w:tcBorders>
+            <w:tcMar>
+              <w:top w:type="dxa" w:w="60"/>
+              <w:left w:type="dxa" w:w="100"/>
+              <w:bottom w:type="dxa" w:w="60"/>
+              <w:right w:type="dxa" w:w="100"/>
+            </w:tcMar>
+          </w:tcPr>
+          <w:p>
+            <w:r>
+              <w:t xml:space="preserve">授权提示宣称蓝牙→WiFi直连→蜂窝，但原生仅实现 BLE；iOS 无第三方 WiFi Direct API。Web 的 WebRTC 需信令服务器</w:t>
+            </w:r>
+          </w:p>
+        </w:tc>
+      </w:tr>
+      <w:tr>
+        <w:trPr>
+          <w:tblHeader w:val="false"/>
+        </w:trPr>
+        <w:tc>
+          <w:tcPr>
+            <w:tcW w:type="dxa" w:w="748"/>
+            <w:tcBorders>
+              <w:top w:val="single" w:color="BBBBBB" w:sz="1"/>
+              <w:left w:val="single" w:color="BBBBBB" w:sz="1"/>
+              <w:bottom w:val="single" w:color="BBBBBB" w:sz="1"/>
+              <w:right w:val="single" w:color="BBBBBB" w:sz="1"/>
+            </w:tcBorders>
+            <w:tcMar>
+              <w:top w:type="dxa" w:w="60"/>
+              <w:left w:type="dxa" w:w="100"/>
+              <w:bottom w:type="dxa" w:w="60"/>
+              <w:right w:type="dxa" w:w="100"/>
+            </w:tcMar>
+          </w:tcPr>
+          <w:p>
+            <w:r>
+              <w:t xml:space="preserve">KI-6</w:t>
+            </w:r>
+          </w:p>
+        </w:tc>
+        <w:tc>
+          <w:tcPr>
+            <w:tcW w:type="dxa" w:w="748"/>
+            <w:tcBorders>
+              <w:top w:val="single" w:color="BBBBBB" w:sz="1"/>
+              <w:left w:val="single" w:color="BBBBBB" w:sz="1"/>
+              <w:bottom w:val="single" w:color="BBBBBB" w:sz="1"/>
+              <w:right w:val="single" w:color="BBBBBB" w:sz="1"/>
+            </w:tcBorders>
+            <w:tcMar>
+              <w:top w:type="dxa" w:w="60"/>
+              <w:left w:type="dxa" w:w="100"/>
+              <w:bottom w:type="dxa" w:w="60"/>
+              <w:right w:type="dxa" w:w="100"/>
+            </w:tcMar>
+          </w:tcPr>
+          <w:p>
+            <w:r>
               <w:t xml:space="preserve">高</w:t>
             </w:r>
           </w:p>
         </w:tc>
         <w:tc>
           <w:tcPr>
-            <w:tcW w:type="dxa" w:w="1991"/>
-            <w:tcBorders>
-              <w:top w:val="single" w:color="BBBBBB" w:sz="1"/>
-              <w:left w:val="single" w:color="BBBBBB" w:sz="1"/>
-              <w:bottom w:val="single" w:color="BBBBBB" w:sz="1"/>
-              <w:right w:val="single" w:color="BBBBBB" w:sz="1"/>
-            </w:tcBorders>
-            <w:tcMar>
-              <w:top w:type="dxa" w:w="60"/>
-              <w:left w:type="dxa" w:w="100"/>
-              <w:bottom w:type="dxa" w:w="60"/>
-              <w:right w:type="dxa" w:w="100"/>
-            </w:tcMar>
-          </w:tcPr>
-          <w:p>
-            <w:r>
-              <w:t xml:space="preserve">营地「语音/视频」原生 mesh 未实现</w:t>
-            </w:r>
-          </w:p>
-        </w:tc>
-        <w:tc>
-          <w:tcPr>
-            <w:tcW w:type="dxa" w:w="5873"/>
-            <w:tcBorders>
-              <w:top w:val="single" w:color="BBBBBB" w:sz="1"/>
-              <w:left w:val="single" w:color="BBBBBB" w:sz="1"/>
-              <w:bottom w:val="single" w:color="BBBBBB" w:sz="1"/>
-              <w:right w:val="single" w:color="BBBBBB" w:sz="1"/>
-            </w:tcBorders>
-            <w:tcMar>
-              <w:top w:type="dxa" w:w="60"/>
-              <w:left w:type="dxa" w:w="100"/>
-              <w:bottom w:type="dxa" w:w="60"/>
-              <w:right w:type="dxa" w:w="100"/>
-            </w:tcMar>
-          </w:tcPr>
-          <w:p>
-            <w:r>
-              <w:t xml:space="preserve">`MeshBus` 仅 kindChat/kindLoc 两类，无音视频类型；180 字节分片 + 15ms 泛洪无法承载实时音视频。宣称与实现不符</w:t>
+            <w:tcW w:type="dxa" w:w="1841"/>
+            <w:tcBorders>
+              <w:top w:val="single" w:color="BBBBBB" w:sz="1"/>
+              <w:left w:val="single" w:color="BBBBBB" w:sz="1"/>
+              <w:bottom w:val="single" w:color="BBBBBB" w:sz="1"/>
+              <w:right w:val="single" w:color="BBBBBB" w:sz="1"/>
+            </w:tcBorders>
+            <w:tcMar>
+              <w:top w:type="dxa" w:w="60"/>
+              <w:left w:type="dxa" w:w="100"/>
+              <w:bottom w:type="dxa" w:w="60"/>
+              <w:right w:type="dxa" w:w="100"/>
+            </w:tcMar>
+          </w:tcPr>
+          <w:p>
+            <w:r>
+              <w:t xml:space="preserve">信令服务器无鉴权/限流</w:t>
+            </w:r>
+          </w:p>
+        </w:tc>
+        <w:tc>
+          <w:tcPr>
+            <w:tcW w:type="dxa" w:w="6023"/>
+            <w:tcBorders>
+              <w:top w:val="single" w:color="BBBBBB" w:sz="1"/>
+              <w:left w:val="single" w:color="BBBBBB" w:sz="1"/>
+              <w:bottom w:val="single" w:color="BBBBBB" w:sz="1"/>
+              <w:right w:val="single" w:color="BBBBBB" w:sz="1"/>
+            </w:tcBorders>
+            <w:tcMar>
+              <w:top w:type="dxa" w:w="60"/>
+              <w:left w:type="dxa" w:w="100"/>
+              <w:bottom w:type="dxa" w:w="60"/>
+              <w:right w:type="dxa" w:w="100"/>
+            </w:tcMar>
+          </w:tcPr>
+          <w:p>
+            <w:r>
+              <w:t xml:space="preserve">`server/signaling.js` 任意知道 room 者可加入转发；明文 ws；无速率限制</w:t>
             </w:r>
           </w:p>
         </w:tc>
@@ -7700,7 +8258,7 @@
           </w:tcPr>
           <w:p>
             <w:r>
-              <w:t xml:space="preserve">KI-2</w:t>
+              <w:t xml:space="preserve">KI-7</w:t>
             </w:r>
           </w:p>
         </w:tc>
@@ -7722,51 +8280,51 @@
           </w:tcPr>
           <w:p>
             <w:r>
-              <w:t xml:space="preserve">中</w:t>
-            </w:r>
-          </w:p>
-        </w:tc>
-        <w:tc>
-          <w:tcPr>
-            <w:tcW w:type="dxa" w:w="1991"/>
-            <w:tcBorders>
-              <w:top w:val="single" w:color="BBBBBB" w:sz="1"/>
-              <w:left w:val="single" w:color="BBBBBB" w:sz="1"/>
-              <w:bottom w:val="single" w:color="BBBBBB" w:sz="1"/>
-              <w:right w:val="single" w:color="BBBBBB" w:sz="1"/>
-            </w:tcBorders>
-            <w:tcMar>
-              <w:top w:type="dxa" w:w="60"/>
-              <w:left w:type="dxa" w:w="100"/>
-              <w:bottom w:type="dxa" w:w="60"/>
-              <w:right w:type="dxa" w:w="100"/>
-            </w:tcMar>
-          </w:tcPr>
-          <w:p>
-            <w:r>
-              <w:t xml:space="preserve">Android 变声缺预设且算法不同</w:t>
-            </w:r>
-          </w:p>
-        </w:tc>
-        <w:tc>
-          <w:tcPr>
-            <w:tcW w:type="dxa" w:w="5873"/>
-            <w:tcBorders>
-              <w:top w:val="single" w:color="BBBBBB" w:sz="1"/>
-              <w:left w:val="single" w:color="BBBBBB" w:sz="1"/>
-              <w:bottom w:val="single" w:color="BBBBBB" w:sz="1"/>
-              <w:right w:val="single" w:color="BBBBBB" w:sz="1"/>
-            </w:tcBorders>
-            <w:tcMar>
-              <w:top w:type="dxa" w:w="60"/>
-              <w:left w:type="dxa" w:w="100"/>
-              <w:bottom w:type="dxa" w:w="60"/>
-              <w:right w:type="dxa" w:w="100"/>
-            </w:tcMar>
-          </w:tcPr>
-          <w:p>
-            <w:r>
-              <w:t xml:space="preserve">`VoiceFragment.kt:31` 仅 6 预设，缺用户点名的小猪佩奇/孙悟空及机器人；用变速重采样，时长随之改变，与 iOS/Web 保时长听感不一致</w:t>
+              <w:t xml:space="preserve">低</w:t>
+            </w:r>
+          </w:p>
+        </w:tc>
+        <w:tc>
+          <w:tcPr>
+            <w:tcW w:type="dxa" w:w="1841"/>
+            <w:tcBorders>
+              <w:top w:val="single" w:color="BBBBBB" w:sz="1"/>
+              <w:left w:val="single" w:color="BBBBBB" w:sz="1"/>
+              <w:bottom w:val="single" w:color="BBBBBB" w:sz="1"/>
+              <w:right w:val="single" w:color="BBBBBB" w:sz="1"/>
+            </w:tcBorders>
+            <w:tcMar>
+              <w:top w:type="dxa" w:w="60"/>
+              <w:left w:type="dxa" w:w="100"/>
+              <w:bottom w:type="dxa" w:w="60"/>
+              <w:right w:type="dxa" w:w="100"/>
+            </w:tcMar>
+          </w:tcPr>
+          <w:p>
+            <w:r>
+              <w:t xml:space="preserve">Web 群码与原生队伍码不同码空间</w:t>
+            </w:r>
+          </w:p>
+        </w:tc>
+        <w:tc>
+          <w:tcPr>
+            <w:tcW w:type="dxa" w:w="6023"/>
+            <w:tcBorders>
+              <w:top w:val="single" w:color="BBBBBB" w:sz="1"/>
+              <w:left w:val="single" w:color="BBBBBB" w:sz="1"/>
+              <w:bottom w:val="single" w:color="BBBBBB" w:sz="1"/>
+              <w:right w:val="single" w:color="BBBBBB" w:sz="1"/>
+            </w:tcBorders>
+            <w:tcMar>
+              <w:top w:type="dxa" w:w="60"/>
+              <w:left w:type="dxa" w:w="100"/>
+              <w:bottom w:type="dxa" w:w="60"/>
+              <w:right w:type="dxa" w:w="100"/>
+            </w:tcMar>
+          </w:tcPr>
+          <w:p>
+            <w:r>
+              <w:t xml:space="preserve">Web joinCode 6 位数字，原生 newTeamCode 6 位字母数字；跨 Web/原生 拼群不对齐（且二者本就不共享传输）</w:t>
             </w:r>
           </w:p>
         </w:tc>
@@ -7793,7 +8351,7 @@
           </w:tcPr>
           <w:p>
             <w:r>
-              <w:t xml:space="preserve">KI-3</w:t>
+              <w:t xml:space="preserve">KI-8</w:t>
             </w:r>
           </w:p>
         </w:tc>
@@ -7815,478 +8373,13 @@
           </w:tcPr>
           <w:p>
             <w:r>
-              <w:t xml:space="preserve">低（已修复）</w:t>
-            </w:r>
-          </w:p>
-        </w:tc>
-        <w:tc>
-          <w:tcPr>
-            <w:tcW w:type="dxa" w:w="1991"/>
-            <w:tcBorders>
-              <w:top w:val="single" w:color="BBBBBB" w:sz="1"/>
-              <w:left w:val="single" w:color="BBBBBB" w:sz="1"/>
-              <w:bottom w:val="single" w:color="BBBBBB" w:sz="1"/>
-              <w:right w:val="single" w:color="BBBBBB" w:sz="1"/>
-            </w:tcBorders>
-            <w:tcMar>
-              <w:top w:type="dxa" w:w="60"/>
-              <w:left w:type="dxa" w:w="100"/>
-              <w:bottom w:type="dxa" w:w="60"/>
-              <w:right w:type="dxa" w:w="100"/>
-            </w:tcMar>
-          </w:tcPr>
-          <w:p>
-            <w:r>
-              <w:t xml:space="preserve">Web 摊分逐人金额曾与原生不一致</w:t>
-            </w:r>
-          </w:p>
-        </w:tc>
-        <w:tc>
-          <w:tcPr>
-            <w:tcW w:type="dxa" w:w="5873"/>
-            <w:tcBorders>
-              <w:top w:val="single" w:color="BBBBBB" w:sz="1"/>
-              <w:left w:val="single" w:color="BBBBBB" w:sz="1"/>
-              <w:bottom w:val="single" w:color="BBBBBB" w:sz="1"/>
-              <w:right w:val="single" w:color="BBBBBB" w:sz="1"/>
-            </w:tcBorders>
-            <w:tcMar>
-              <w:top w:type="dxa" w:w="60"/>
-              <w:left w:type="dxa" w:w="100"/>
-              <w:bottom w:type="dxa" w:w="60"/>
-              <w:right w:type="dxa" w:w="100"/>
-            </w:tcMar>
-          </w:tcPr>
-          <w:p>
-            <w:r>
-              <w:t xml:space="preserve">勘误：Web 一直有「最后一人吸收余数」（`split.ts:35-36`），总额并不会差 1 分——本文档 v1.0 初稿此处表述有误。真实差异是非末位成员取整方式（Web `Math.round` vs 原生整除），如 50÷4 时 Web 13/13/13/11、原生 12/12/12/14。已将 Web 改为 `Math.floor` 与原生一致，11 组除不尽金额逐人比对验收通过</w:t>
-            </w:r>
-          </w:p>
-        </w:tc>
-      </w:tr>
-      <w:tr>
-        <w:trPr>
-          <w:tblHeader w:val="false"/>
-        </w:trPr>
-        <w:tc>
-          <w:tcPr>
-            <w:tcW w:type="dxa" w:w="748"/>
-            <w:tcBorders>
-              <w:top w:val="single" w:color="BBBBBB" w:sz="1"/>
-              <w:left w:val="single" w:color="BBBBBB" w:sz="1"/>
-              <w:bottom w:val="single" w:color="BBBBBB" w:sz="1"/>
-              <w:right w:val="single" w:color="BBBBBB" w:sz="1"/>
-            </w:tcBorders>
-            <w:tcMar>
-              <w:top w:type="dxa" w:w="60"/>
-              <w:left w:type="dxa" w:w="100"/>
-              <w:bottom w:type="dxa" w:w="60"/>
-              <w:right w:type="dxa" w:w="100"/>
-            </w:tcMar>
-          </w:tcPr>
-          <w:p>
-            <w:r>
-              <w:t xml:space="preserve">KI-4</w:t>
-            </w:r>
-          </w:p>
-        </w:tc>
-        <w:tc>
-          <w:tcPr>
-            <w:tcW w:type="dxa" w:w="748"/>
-            <w:tcBorders>
-              <w:top w:val="single" w:color="BBBBBB" w:sz="1"/>
-              <w:left w:val="single" w:color="BBBBBB" w:sz="1"/>
-              <w:bottom w:val="single" w:color="BBBBBB" w:sz="1"/>
-              <w:right w:val="single" w:color="BBBBBB" w:sz="1"/>
-            </w:tcBorders>
-            <w:tcMar>
-              <w:top w:type="dxa" w:w="60"/>
-              <w:left w:type="dxa" w:w="100"/>
-              <w:bottom w:type="dxa" w:w="60"/>
-              <w:right w:type="dxa" w:w="100"/>
-            </w:tcMar>
-          </w:tcPr>
-          <w:p>
-            <w:r>
-              <w:t xml:space="preserve">中（已修复）</w:t>
-            </w:r>
-          </w:p>
-        </w:tc>
-        <w:tc>
-          <w:tcPr>
-            <w:tcW w:type="dxa" w:w="1991"/>
-            <w:tcBorders>
-              <w:top w:val="single" w:color="BBBBBB" w:sz="1"/>
-              <w:left w:val="single" w:color="BBBBBB" w:sz="1"/>
-              <w:bottom w:val="single" w:color="BBBBBB" w:sz="1"/>
-              <w:right w:val="single" w:color="BBBBBB" w:sz="1"/>
-            </w:tcBorders>
-            <w:tcMar>
-              <w:top w:type="dxa" w:w="60"/>
-              <w:left w:type="dxa" w:w="100"/>
-              <w:bottom w:type="dxa" w:w="60"/>
-              <w:right w:type="dxa" w:w="100"/>
-            </w:tcMar>
-          </w:tcPr>
-          <w:p>
-            <w:r>
-              <w:t xml:space="preserve">iOS MeshBus 订阅句柄累积</w:t>
-            </w:r>
-          </w:p>
-        </w:tc>
-        <w:tc>
-          <w:tcPr>
-            <w:tcW w:type="dxa" w:w="5873"/>
-            <w:tcBorders>
-              <w:top w:val="single" w:color="BBBBBB" w:sz="1"/>
-              <w:left w:val="single" w:color="BBBBBB" w:sz="1"/>
-              <w:bottom w:val="single" w:color="BBBBBB" w:sz="1"/>
-              <w:right w:val="single" w:color="BBBBBB" w:sz="1"/>
-            </w:tcBorders>
-            <w:tcMar>
-              <w:top w:type="dxa" w:w="60"/>
-              <w:left w:type="dxa" w:w="100"/>
-              <w:bottom w:type="dxa" w:w="60"/>
-              <w:right w:type="dxa" w:w="100"/>
-            </w:tcMar>
-          </w:tcPr>
-          <w:p>
-            <w:r>
-              <w:t xml:space="preserve">原 `MeshBus.swift:37` 按 kind 向数组 append 句柄，VC 重建时旧句柄不释放；已改为每类型单句柄 + onPeers 按 tag 顶替，与 Android（`MeshBus.kt:88`）行为一致</w:t>
-            </w:r>
-          </w:p>
-        </w:tc>
-      </w:tr>
-      <w:tr>
-        <w:trPr>
-          <w:tblHeader w:val="false"/>
-        </w:trPr>
-        <w:tc>
-          <w:tcPr>
-            <w:tcW w:type="dxa" w:w="748"/>
-            <w:tcBorders>
-              <w:top w:val="single" w:color="BBBBBB" w:sz="1"/>
-              <w:left w:val="single" w:color="BBBBBB" w:sz="1"/>
-              <w:bottom w:val="single" w:color="BBBBBB" w:sz="1"/>
-              <w:right w:val="single" w:color="BBBBBB" w:sz="1"/>
-            </w:tcBorders>
-            <w:tcMar>
-              <w:top w:type="dxa" w:w="60"/>
-              <w:left w:type="dxa" w:w="100"/>
-              <w:bottom w:type="dxa" w:w="60"/>
-              <w:right w:type="dxa" w:w="100"/>
-            </w:tcMar>
-          </w:tcPr>
-          <w:p>
-            <w:r>
-              <w:t xml:space="preserve">KI-5</w:t>
-            </w:r>
-          </w:p>
-        </w:tc>
-        <w:tc>
-          <w:tcPr>
-            <w:tcW w:type="dxa" w:w="748"/>
-            <w:tcBorders>
-              <w:top w:val="single" w:color="BBBBBB" w:sz="1"/>
-              <w:left w:val="single" w:color="BBBBBB" w:sz="1"/>
-              <w:bottom w:val="single" w:color="BBBBBB" w:sz="1"/>
-              <w:right w:val="single" w:color="BBBBBB" w:sz="1"/>
-            </w:tcBorders>
-            <w:tcMar>
-              <w:top w:type="dxa" w:w="60"/>
-              <w:left w:type="dxa" w:w="100"/>
-              <w:bottom w:type="dxa" w:w="60"/>
-              <w:right w:type="dxa" w:w="100"/>
-            </w:tcMar>
-          </w:tcPr>
-          <w:p>
-            <w:r>
-              <w:t xml:space="preserve">中</w:t>
-            </w:r>
-          </w:p>
-        </w:tc>
-        <w:tc>
-          <w:tcPr>
-            <w:tcW w:type="dxa" w:w="1991"/>
-            <w:tcBorders>
-              <w:top w:val="single" w:color="BBBBBB" w:sz="1"/>
-              <w:left w:val="single" w:color="BBBBBB" w:sz="1"/>
-              <w:bottom w:val="single" w:color="BBBBBB" w:sz="1"/>
-              <w:right w:val="single" w:color="BBBBBB" w:sz="1"/>
-            </w:tcBorders>
-            <w:tcMar>
-              <w:top w:type="dxa" w:w="60"/>
-              <w:left w:type="dxa" w:w="100"/>
-              <w:bottom w:type="dxa" w:w="60"/>
-              <w:right w:type="dxa" w:w="100"/>
-            </w:tcMar>
-          </w:tcPr>
-          <w:p>
-            <w:r>
-              <w:t xml:space="preserve">「WiFi直连/蜂窝」优先级未落地</w:t>
-            </w:r>
-          </w:p>
-        </w:tc>
-        <w:tc>
-          <w:tcPr>
-            <w:tcW w:type="dxa" w:w="5873"/>
-            <w:tcBorders>
-              <w:top w:val="single" w:color="BBBBBB" w:sz="1"/>
-              <w:left w:val="single" w:color="BBBBBB" w:sz="1"/>
-              <w:bottom w:val="single" w:color="BBBBBB" w:sz="1"/>
-              <w:right w:val="single" w:color="BBBBBB" w:sz="1"/>
-            </w:tcBorders>
-            <w:tcMar>
-              <w:top w:type="dxa" w:w="60"/>
-              <w:left w:type="dxa" w:w="100"/>
-              <w:bottom w:type="dxa" w:w="60"/>
-              <w:right w:type="dxa" w:w="100"/>
-            </w:tcMar>
-          </w:tcPr>
-          <w:p>
-            <w:r>
-              <w:t xml:space="preserve">授权提示宣称蓝牙→WiFi直连→蜂窝，但原生仅实现 BLE；iOS 无第三方 WiFi Direct API。Web 的 WebRTC 需信令服务器</w:t>
-            </w:r>
-          </w:p>
-        </w:tc>
-      </w:tr>
-      <w:tr>
-        <w:trPr>
-          <w:tblHeader w:val="false"/>
-        </w:trPr>
-        <w:tc>
-          <w:tcPr>
-            <w:tcW w:type="dxa" w:w="748"/>
-            <w:tcBorders>
-              <w:top w:val="single" w:color="BBBBBB" w:sz="1"/>
-              <w:left w:val="single" w:color="BBBBBB" w:sz="1"/>
-              <w:bottom w:val="single" w:color="BBBBBB" w:sz="1"/>
-              <w:right w:val="single" w:color="BBBBBB" w:sz="1"/>
-            </w:tcBorders>
-            <w:tcMar>
-              <w:top w:type="dxa" w:w="60"/>
-              <w:left w:type="dxa" w:w="100"/>
-              <w:bottom w:type="dxa" w:w="60"/>
-              <w:right w:type="dxa" w:w="100"/>
-            </w:tcMar>
-          </w:tcPr>
-          <w:p>
-            <w:r>
-              <w:t xml:space="preserve">KI-6</w:t>
-            </w:r>
-          </w:p>
-        </w:tc>
-        <w:tc>
-          <w:tcPr>
-            <w:tcW w:type="dxa" w:w="748"/>
-            <w:tcBorders>
-              <w:top w:val="single" w:color="BBBBBB" w:sz="1"/>
-              <w:left w:val="single" w:color="BBBBBB" w:sz="1"/>
-              <w:bottom w:val="single" w:color="BBBBBB" w:sz="1"/>
-              <w:right w:val="single" w:color="BBBBBB" w:sz="1"/>
-            </w:tcBorders>
-            <w:tcMar>
-              <w:top w:type="dxa" w:w="60"/>
-              <w:left w:type="dxa" w:w="100"/>
-              <w:bottom w:type="dxa" w:w="60"/>
-              <w:right w:type="dxa" w:w="100"/>
-            </w:tcMar>
-          </w:tcPr>
-          <w:p>
-            <w:r>
-              <w:t xml:space="preserve">高</w:t>
-            </w:r>
-          </w:p>
-        </w:tc>
-        <w:tc>
-          <w:tcPr>
-            <w:tcW w:type="dxa" w:w="1991"/>
-            <w:tcBorders>
-              <w:top w:val="single" w:color="BBBBBB" w:sz="1"/>
-              <w:left w:val="single" w:color="BBBBBB" w:sz="1"/>
-              <w:bottom w:val="single" w:color="BBBBBB" w:sz="1"/>
-              <w:right w:val="single" w:color="BBBBBB" w:sz="1"/>
-            </w:tcBorders>
-            <w:tcMar>
-              <w:top w:type="dxa" w:w="60"/>
-              <w:left w:type="dxa" w:w="100"/>
-              <w:bottom w:type="dxa" w:w="60"/>
-              <w:right w:type="dxa" w:w="100"/>
-            </w:tcMar>
-          </w:tcPr>
-          <w:p>
-            <w:r>
-              <w:t xml:space="preserve">信令服务器无鉴权/限流</w:t>
-            </w:r>
-          </w:p>
-        </w:tc>
-        <w:tc>
-          <w:tcPr>
-            <w:tcW w:type="dxa" w:w="5873"/>
-            <w:tcBorders>
-              <w:top w:val="single" w:color="BBBBBB" w:sz="1"/>
-              <w:left w:val="single" w:color="BBBBBB" w:sz="1"/>
-              <w:bottom w:val="single" w:color="BBBBBB" w:sz="1"/>
-              <w:right w:val="single" w:color="BBBBBB" w:sz="1"/>
-            </w:tcBorders>
-            <w:tcMar>
-              <w:top w:type="dxa" w:w="60"/>
-              <w:left w:type="dxa" w:w="100"/>
-              <w:bottom w:type="dxa" w:w="60"/>
-              <w:right w:type="dxa" w:w="100"/>
-            </w:tcMar>
-          </w:tcPr>
-          <w:p>
-            <w:r>
-              <w:t xml:space="preserve">`server/signaling.js` 任意知道 room 者可加入转发；明文 ws；无速率限制</w:t>
-            </w:r>
-          </w:p>
-        </w:tc>
-      </w:tr>
-      <w:tr>
-        <w:trPr>
-          <w:tblHeader w:val="false"/>
-        </w:trPr>
-        <w:tc>
-          <w:tcPr>
-            <w:tcW w:type="dxa" w:w="748"/>
-            <w:tcBorders>
-              <w:top w:val="single" w:color="BBBBBB" w:sz="1"/>
-              <w:left w:val="single" w:color="BBBBBB" w:sz="1"/>
-              <w:bottom w:val="single" w:color="BBBBBB" w:sz="1"/>
-              <w:right w:val="single" w:color="BBBBBB" w:sz="1"/>
-            </w:tcBorders>
-            <w:tcMar>
-              <w:top w:type="dxa" w:w="60"/>
-              <w:left w:type="dxa" w:w="100"/>
-              <w:bottom w:type="dxa" w:w="60"/>
-              <w:right w:type="dxa" w:w="100"/>
-            </w:tcMar>
-          </w:tcPr>
-          <w:p>
-            <w:r>
-              <w:t xml:space="preserve">KI-7</w:t>
-            </w:r>
-          </w:p>
-        </w:tc>
-        <w:tc>
-          <w:tcPr>
-            <w:tcW w:type="dxa" w:w="748"/>
-            <w:tcBorders>
-              <w:top w:val="single" w:color="BBBBBB" w:sz="1"/>
-              <w:left w:val="single" w:color="BBBBBB" w:sz="1"/>
-              <w:bottom w:val="single" w:color="BBBBBB" w:sz="1"/>
-              <w:right w:val="single" w:color="BBBBBB" w:sz="1"/>
-            </w:tcBorders>
-            <w:tcMar>
-              <w:top w:type="dxa" w:w="60"/>
-              <w:left w:type="dxa" w:w="100"/>
-              <w:bottom w:type="dxa" w:w="60"/>
-              <w:right w:type="dxa" w:w="100"/>
-            </w:tcMar>
-          </w:tcPr>
-          <w:p>
-            <w:r>
               <w:t xml:space="preserve">低</w:t>
             </w:r>
           </w:p>
         </w:tc>
         <w:tc>
           <w:tcPr>
-            <w:tcW w:type="dxa" w:w="1991"/>
-            <w:tcBorders>
-              <w:top w:val="single" w:color="BBBBBB" w:sz="1"/>
-              <w:left w:val="single" w:color="BBBBBB" w:sz="1"/>
-              <w:bottom w:val="single" w:color="BBBBBB" w:sz="1"/>
-              <w:right w:val="single" w:color="BBBBBB" w:sz="1"/>
-            </w:tcBorders>
-            <w:tcMar>
-              <w:top w:type="dxa" w:w="60"/>
-              <w:left w:type="dxa" w:w="100"/>
-              <w:bottom w:type="dxa" w:w="60"/>
-              <w:right w:type="dxa" w:w="100"/>
-            </w:tcMar>
-          </w:tcPr>
-          <w:p>
-            <w:r>
-              <w:t xml:space="preserve">Web 群码与原生队伍码不同码空间</w:t>
-            </w:r>
-          </w:p>
-        </w:tc>
-        <w:tc>
-          <w:tcPr>
-            <w:tcW w:type="dxa" w:w="5873"/>
-            <w:tcBorders>
-              <w:top w:val="single" w:color="BBBBBB" w:sz="1"/>
-              <w:left w:val="single" w:color="BBBBBB" w:sz="1"/>
-              <w:bottom w:val="single" w:color="BBBBBB" w:sz="1"/>
-              <w:right w:val="single" w:color="BBBBBB" w:sz="1"/>
-            </w:tcBorders>
-            <w:tcMar>
-              <w:top w:type="dxa" w:w="60"/>
-              <w:left w:type="dxa" w:w="100"/>
-              <w:bottom w:type="dxa" w:w="60"/>
-              <w:right w:type="dxa" w:w="100"/>
-            </w:tcMar>
-          </w:tcPr>
-          <w:p>
-            <w:r>
-              <w:t xml:space="preserve">Web joinCode 6 位数字，原生 newTeamCode 6 位字母数字；跨 Web/原生 拼群不对齐（且二者本就不共享传输）</w:t>
-            </w:r>
-          </w:p>
-        </w:tc>
-      </w:tr>
-      <w:tr>
-        <w:trPr>
-          <w:tblHeader w:val="false"/>
-        </w:trPr>
-        <w:tc>
-          <w:tcPr>
-            <w:tcW w:type="dxa" w:w="748"/>
-            <w:tcBorders>
-              <w:top w:val="single" w:color="BBBBBB" w:sz="1"/>
-              <w:left w:val="single" w:color="BBBBBB" w:sz="1"/>
-              <w:bottom w:val="single" w:color="BBBBBB" w:sz="1"/>
-              <w:right w:val="single" w:color="BBBBBB" w:sz="1"/>
-            </w:tcBorders>
-            <w:tcMar>
-              <w:top w:type="dxa" w:w="60"/>
-              <w:left w:type="dxa" w:w="100"/>
-              <w:bottom w:type="dxa" w:w="60"/>
-              <w:right w:type="dxa" w:w="100"/>
-            </w:tcMar>
-          </w:tcPr>
-          <w:p>
-            <w:r>
-              <w:t xml:space="preserve">KI-8</w:t>
-            </w:r>
-          </w:p>
-        </w:tc>
-        <w:tc>
-          <w:tcPr>
-            <w:tcW w:type="dxa" w:w="748"/>
-            <w:tcBorders>
-              <w:top w:val="single" w:color="BBBBBB" w:sz="1"/>
-              <w:left w:val="single" w:color="BBBBBB" w:sz="1"/>
-              <w:bottom w:val="single" w:color="BBBBBB" w:sz="1"/>
-              <w:right w:val="single" w:color="BBBBBB" w:sz="1"/>
-            </w:tcBorders>
-            <w:tcMar>
-              <w:top w:type="dxa" w:w="60"/>
-              <w:left w:type="dxa" w:w="100"/>
-              <w:bottom w:type="dxa" w:w="60"/>
-              <w:right w:type="dxa" w:w="100"/>
-            </w:tcMar>
-          </w:tcPr>
-          <w:p>
-            <w:r>
-              <w:t xml:space="preserve">低</w:t>
-            </w:r>
-          </w:p>
-        </w:tc>
-        <w:tc>
-          <w:tcPr>
-            <w:tcW w:type="dxa" w:w="1991"/>
+            <w:tcW w:type="dxa" w:w="1841"/>
             <w:tcBorders>
               <w:top w:val="single" w:color="BBBBBB" w:sz="1"/>
               <w:left w:val="single" w:color="BBBBBB" w:sz="1"/>
@@ -8308,7 +8401,7 @@
         </w:tc>
         <w:tc>
           <w:tcPr>
-            <w:tcW w:type="dxa" w:w="5873"/>
+            <w:tcW w:type="dxa" w:w="6023"/>
             <w:tcBorders>
               <w:top w:val="single" w:color="BBBBBB" w:sz="1"/>
               <w:left w:val="single" w:color="BBBBBB" w:sz="1"/>

--- a/docs/requirements/TrailMate-需求规格说明书-v1.0.docx
+++ b/docs/requirements/TrailMate-需求规格说明书-v1.0.docx
@@ -7562,8 +7562,8 @@
       <w:tblGrid>
         <w:gridCol w:w="748"/>
         <w:gridCol w:w="748"/>
-        <w:gridCol w:w="1841"/>
-        <w:gridCol w:w="6023"/>
+        <w:gridCol w:w="2580"/>
+        <w:gridCol w:w="5284"/>
       </w:tblGrid>
       <w:tr>
         <w:trPr>
@@ -7625,7 +7625,7 @@
         </w:tc>
         <w:tc>
           <w:tcPr>
-            <w:tcW w:type="dxa" w:w="1841"/>
+            <w:tcW w:type="dxa" w:w="2580"/>
             <w:tcBorders>
               <w:top w:val="single" w:color="BBBBBB" w:sz="1"/>
               <w:left w:val="single" w:color="BBBBBB" w:sz="1"/>
@@ -7652,7 +7652,7 @@
         </w:tc>
         <w:tc>
           <w:tcPr>
-            <w:tcW w:type="dxa" w:w="6023"/>
+            <w:tcW w:type="dxa" w:w="5284"/>
             <w:tcBorders>
               <w:top w:val="single" w:color="BBBBBB" w:sz="1"/>
               <w:left w:val="single" w:color="BBBBBB" w:sz="1"/>
@@ -7728,7 +7728,7 @@
         </w:tc>
         <w:tc>
           <w:tcPr>
-            <w:tcW w:type="dxa" w:w="1841"/>
+            <w:tcW w:type="dxa" w:w="2580"/>
             <w:tcBorders>
               <w:top w:val="single" w:color="BBBBBB" w:sz="1"/>
               <w:left w:val="single" w:color="BBBBBB" w:sz="1"/>
@@ -7750,7 +7750,7 @@
         </w:tc>
         <w:tc>
           <w:tcPr>
-            <w:tcW w:type="dxa" w:w="6023"/>
+            <w:tcW w:type="dxa" w:w="5284"/>
             <w:tcBorders>
               <w:top w:val="single" w:color="BBBBBB" w:sz="1"/>
               <w:left w:val="single" w:color="BBBBBB" w:sz="1"/>
@@ -7821,7 +7821,7 @@
         </w:tc>
         <w:tc>
           <w:tcPr>
-            <w:tcW w:type="dxa" w:w="1841"/>
+            <w:tcW w:type="dxa" w:w="2580"/>
             <w:tcBorders>
               <w:top w:val="single" w:color="BBBBBB" w:sz="1"/>
               <w:left w:val="single" w:color="BBBBBB" w:sz="1"/>
@@ -7843,7 +7843,7 @@
         </w:tc>
         <w:tc>
           <w:tcPr>
-            <w:tcW w:type="dxa" w:w="6023"/>
+            <w:tcW w:type="dxa" w:w="5284"/>
             <w:tcBorders>
               <w:top w:val="single" w:color="BBBBBB" w:sz="1"/>
               <w:left w:val="single" w:color="BBBBBB" w:sz="1"/>
@@ -7914,7 +7914,7 @@
         </w:tc>
         <w:tc>
           <w:tcPr>
-            <w:tcW w:type="dxa" w:w="1841"/>
+            <w:tcW w:type="dxa" w:w="2580"/>
             <w:tcBorders>
               <w:top w:val="single" w:color="BBBBBB" w:sz="1"/>
               <w:left w:val="single" w:color="BBBBBB" w:sz="1"/>
@@ -7936,7 +7936,7 @@
         </w:tc>
         <w:tc>
           <w:tcPr>
-            <w:tcW w:type="dxa" w:w="6023"/>
+            <w:tcW w:type="dxa" w:w="5284"/>
             <w:tcBorders>
               <w:top w:val="single" w:color="BBBBBB" w:sz="1"/>
               <w:left w:val="single" w:color="BBBBBB" w:sz="1"/>
@@ -8007,7 +8007,7 @@
         </w:tc>
         <w:tc>
           <w:tcPr>
-            <w:tcW w:type="dxa" w:w="1841"/>
+            <w:tcW w:type="dxa" w:w="2580"/>
             <w:tcBorders>
               <w:top w:val="single" w:color="BBBBBB" w:sz="1"/>
               <w:left w:val="single" w:color="BBBBBB" w:sz="1"/>
@@ -8029,7 +8029,7 @@
         </w:tc>
         <w:tc>
           <w:tcPr>
-            <w:tcW w:type="dxa" w:w="6023"/>
+            <w:tcW w:type="dxa" w:w="5284"/>
             <w:tcBorders>
               <w:top w:val="single" w:color="BBBBBB" w:sz="1"/>
               <w:left w:val="single" w:color="BBBBBB" w:sz="1"/>
@@ -8100,7 +8100,7 @@
         </w:tc>
         <w:tc>
           <w:tcPr>
-            <w:tcW w:type="dxa" w:w="1841"/>
+            <w:tcW w:type="dxa" w:w="2580"/>
             <w:tcBorders>
               <w:top w:val="single" w:color="BBBBBB" w:sz="1"/>
               <w:left w:val="single" w:color="BBBBBB" w:sz="1"/>
@@ -8122,7 +8122,7 @@
         </w:tc>
         <w:tc>
           <w:tcPr>
-            <w:tcW w:type="dxa" w:w="6023"/>
+            <w:tcW w:type="dxa" w:w="5284"/>
             <w:tcBorders>
               <w:top w:val="single" w:color="BBBBBB" w:sz="1"/>
               <w:left w:val="single" w:color="BBBBBB" w:sz="1"/>
@@ -8193,7 +8193,7 @@
         </w:tc>
         <w:tc>
           <w:tcPr>
-            <w:tcW w:type="dxa" w:w="1841"/>
+            <w:tcW w:type="dxa" w:w="2580"/>
             <w:tcBorders>
               <w:top w:val="single" w:color="BBBBBB" w:sz="1"/>
               <w:left w:val="single" w:color="BBBBBB" w:sz="1"/>
@@ -8215,7 +8215,7 @@
         </w:tc>
         <w:tc>
           <w:tcPr>
-            <w:tcW w:type="dxa" w:w="6023"/>
+            <w:tcW w:type="dxa" w:w="5284"/>
             <w:tcBorders>
               <w:top w:val="single" w:color="BBBBBB" w:sz="1"/>
               <w:left w:val="single" w:color="BBBBBB" w:sz="1"/>
@@ -8286,7 +8286,7 @@
         </w:tc>
         <w:tc>
           <w:tcPr>
-            <w:tcW w:type="dxa" w:w="1841"/>
+            <w:tcW w:type="dxa" w:w="2580"/>
             <w:tcBorders>
               <w:top w:val="single" w:color="BBBBBB" w:sz="1"/>
               <w:left w:val="single" w:color="BBBBBB" w:sz="1"/>
@@ -8308,7 +8308,7 @@
         </w:tc>
         <w:tc>
           <w:tcPr>
-            <w:tcW w:type="dxa" w:w="6023"/>
+            <w:tcW w:type="dxa" w:w="5284"/>
             <w:tcBorders>
               <w:top w:val="single" w:color="BBBBBB" w:sz="1"/>
               <w:left w:val="single" w:color="BBBBBB" w:sz="1"/>
@@ -8373,51 +8373,241 @@
           </w:tcPr>
           <w:p>
             <w:r>
+              <w:t xml:space="preserve">低（已修复）</w:t>
+            </w:r>
+          </w:p>
+        </w:tc>
+        <w:tc>
+          <w:tcPr>
+            <w:tcW w:type="dxa" w:w="2580"/>
+            <w:tcBorders>
+              <w:top w:val="single" w:color="BBBBBB" w:sz="1"/>
+              <w:left w:val="single" w:color="BBBBBB" w:sz="1"/>
+              <w:bottom w:val="single" w:color="BBBBBB" w:sz="1"/>
+              <w:right w:val="single" w:color="BBBBBB" w:sz="1"/>
+            </w:tcBorders>
+            <w:tcMar>
+              <w:top w:type="dxa" w:w="60"/>
+              <w:left w:type="dxa" w:w="100"/>
+              <w:bottom w:type="dxa" w:w="60"/>
+              <w:right w:type="dxa" w:w="100"/>
+            </w:tcMar>
+          </w:tcPr>
+          <w:p>
+            <w:r>
+              <w:t xml:space="preserve">Android 未做小票 OCR</w:t>
+            </w:r>
+          </w:p>
+        </w:tc>
+        <w:tc>
+          <w:tcPr>
+            <w:tcW w:type="dxa" w:w="5284"/>
+            <w:tcBorders>
+              <w:top w:val="single" w:color="BBBBBB" w:sz="1"/>
+              <w:left w:val="single" w:color="BBBBBB" w:sz="1"/>
+              <w:bottom w:val="single" w:color="BBBBBB" w:sz="1"/>
+              <w:right w:val="single" w:color="BBBBBB" w:sz="1"/>
+            </w:tcBorders>
+            <w:tcMar>
+              <w:top w:type="dxa" w:w="60"/>
+              <w:left w:type="dxa" w:w="100"/>
+              <w:bottom w:type="dxa" w:w="60"/>
+              <w:right w:type="dxa" w:w="100"/>
+            </w:tcMar>
+          </w:tcPr>
+          <w:p>
+            <w:r>
+              <w:t xml:space="preserve">已用 ML Kit 离线识别补齐（E2）</w:t>
+            </w:r>
+          </w:p>
+        </w:tc>
+      </w:tr>
+      <w:tr>
+        <w:trPr>
+          <w:tblHeader w:val="false"/>
+        </w:trPr>
+        <w:tc>
+          <w:tcPr>
+            <w:tcW w:type="dxa" w:w="748"/>
+            <w:tcBorders>
+              <w:top w:val="single" w:color="BBBBBB" w:sz="1"/>
+              <w:left w:val="single" w:color="BBBBBB" w:sz="1"/>
+              <w:bottom w:val="single" w:color="BBBBBB" w:sz="1"/>
+              <w:right w:val="single" w:color="BBBBBB" w:sz="1"/>
+            </w:tcBorders>
+            <w:tcMar>
+              <w:top w:type="dxa" w:w="60"/>
+              <w:left w:type="dxa" w:w="100"/>
+              <w:bottom w:type="dxa" w:w="60"/>
+              <w:right w:type="dxa" w:w="100"/>
+            </w:tcMar>
+          </w:tcPr>
+          <w:p>
+            <w:r>
+              <w:t xml:space="preserve">KI-9</w:t>
+            </w:r>
+          </w:p>
+        </w:tc>
+        <w:tc>
+          <w:tcPr>
+            <w:tcW w:type="dxa" w:w="748"/>
+            <w:tcBorders>
+              <w:top w:val="single" w:color="BBBBBB" w:sz="1"/>
+              <w:left w:val="single" w:color="BBBBBB" w:sz="1"/>
+              <w:bottom w:val="single" w:color="BBBBBB" w:sz="1"/>
+              <w:right w:val="single" w:color="BBBBBB" w:sz="1"/>
+            </w:tcBorders>
+            <w:tcMar>
+              <w:top w:type="dxa" w:w="60"/>
+              <w:left w:type="dxa" w:w="100"/>
+              <w:bottom w:type="dxa" w:w="60"/>
+              <w:right w:type="dxa" w:w="100"/>
+            </w:tcMar>
+          </w:tcPr>
+          <w:p>
+            <w:r>
+              <w:rPr>
+                <w:b/>
+                <w:bCs/>
+              </w:rPr>
+              <w:t xml:space="preserve">高</w:t>
+            </w:r>
+          </w:p>
+        </w:tc>
+        <w:tc>
+          <w:tcPr>
+            <w:tcW w:type="dxa" w:w="2580"/>
+            <w:tcBorders>
+              <w:top w:val="single" w:color="BBBBBB" w:sz="1"/>
+              <w:left w:val="single" w:color="BBBBBB" w:sz="1"/>
+              <w:bottom w:val="single" w:color="BBBBBB" w:sz="1"/>
+              <w:right w:val="single" w:color="BBBBBB" w:sz="1"/>
+            </w:tcBorders>
+            <w:tcMar>
+              <w:top w:type="dxa" w:w="60"/>
+              <w:left w:type="dxa" w:w="100"/>
+              <w:bottom w:type="dxa" w:w="60"/>
+              <w:right w:type="dxa" w:w="100"/>
+            </w:tcMar>
+          </w:tcPr>
+          <w:p>
+            <w:r>
+              <w:t xml:space="preserve">原生端跟车超 BLE 距离即失效</w:t>
+            </w:r>
+          </w:p>
+        </w:tc>
+        <w:tc>
+          <w:tcPr>
+            <w:tcW w:type="dxa" w:w="5284"/>
+            <w:tcBorders>
+              <w:top w:val="single" w:color="BBBBBB" w:sz="1"/>
+              <w:left w:val="single" w:color="BBBBBB" w:sz="1"/>
+              <w:bottom w:val="single" w:color="BBBBBB" w:sz="1"/>
+              <w:right w:val="single" w:color="BBBBBB" w:sz="1"/>
+            </w:tcBorders>
+            <w:tcMar>
+              <w:top w:type="dxa" w:w="60"/>
+              <w:left w:type="dxa" w:w="100"/>
+              <w:bottom w:type="dxa" w:w="60"/>
+              <w:right w:type="dxa" w:w="100"/>
+            </w:tcMar>
+          </w:tcPr>
+          <w:p>
+            <w:r>
+              <w:t xml:space="preserve">原生零网络代码，位置只走 BLE（约 10m），而产品承诺"车队路上跟车"（车距 50–200m）。规划见《④ 后台服务端规划》，Gap 编号 G-NET-1</w:t>
+            </w:r>
+          </w:p>
+        </w:tc>
+      </w:tr>
+      <w:tr>
+        <w:trPr>
+          <w:tblHeader w:val="false"/>
+        </w:trPr>
+        <w:tc>
+          <w:tcPr>
+            <w:tcW w:type="dxa" w:w="748"/>
+            <w:tcBorders>
+              <w:top w:val="single" w:color="BBBBBB" w:sz="1"/>
+              <w:left w:val="single" w:color="BBBBBB" w:sz="1"/>
+              <w:bottom w:val="single" w:color="BBBBBB" w:sz="1"/>
+              <w:right w:val="single" w:color="BBBBBB" w:sz="1"/>
+            </w:tcBorders>
+            <w:tcMar>
+              <w:top w:type="dxa" w:w="60"/>
+              <w:left w:type="dxa" w:w="100"/>
+              <w:bottom w:type="dxa" w:w="60"/>
+              <w:right w:type="dxa" w:w="100"/>
+            </w:tcMar>
+          </w:tcPr>
+          <w:p>
+            <w:r>
+              <w:t xml:space="preserve">KI-10</w:t>
+            </w:r>
+          </w:p>
+        </w:tc>
+        <w:tc>
+          <w:tcPr>
+            <w:tcW w:type="dxa" w:w="748"/>
+            <w:tcBorders>
+              <w:top w:val="single" w:color="BBBBBB" w:sz="1"/>
+              <w:left w:val="single" w:color="BBBBBB" w:sz="1"/>
+              <w:bottom w:val="single" w:color="BBBBBB" w:sz="1"/>
+              <w:right w:val="single" w:color="BBBBBB" w:sz="1"/>
+            </w:tcBorders>
+            <w:tcMar>
+              <w:top w:type="dxa" w:w="60"/>
+              <w:left w:type="dxa" w:w="100"/>
+              <w:bottom w:type="dxa" w:w="60"/>
+              <w:right w:type="dxa" w:w="100"/>
+            </w:tcMar>
+          </w:tcPr>
+          <w:p>
+            <w:r>
               <w:t xml:space="preserve">低</w:t>
             </w:r>
           </w:p>
         </w:tc>
         <w:tc>
           <w:tcPr>
-            <w:tcW w:type="dxa" w:w="1841"/>
-            <w:tcBorders>
-              <w:top w:val="single" w:color="BBBBBB" w:sz="1"/>
-              <w:left w:val="single" w:color="BBBBBB" w:sz="1"/>
-              <w:bottom w:val="single" w:color="BBBBBB" w:sz="1"/>
-              <w:right w:val="single" w:color="BBBBBB" w:sz="1"/>
-            </w:tcBorders>
-            <w:tcMar>
-              <w:top w:type="dxa" w:w="60"/>
-              <w:left w:type="dxa" w:w="100"/>
-              <w:bottom w:type="dxa" w:w="60"/>
-              <w:right w:type="dxa" w:w="100"/>
-            </w:tcMar>
-          </w:tcPr>
-          <w:p>
-            <w:r>
-              <w:t xml:space="preserve">Android 未做小票 OCR</w:t>
-            </w:r>
-          </w:p>
-        </w:tc>
-        <w:tc>
-          <w:tcPr>
-            <w:tcW w:type="dxa" w:w="6023"/>
-            <w:tcBorders>
-              <w:top w:val="single" w:color="BBBBBB" w:sz="1"/>
-              <w:left w:val="single" w:color="BBBBBB" w:sz="1"/>
-              <w:bottom w:val="single" w:color="BBBBBB" w:sz="1"/>
-              <w:right w:val="single" w:color="BBBBBB" w:sz="1"/>
-            </w:tcBorders>
-            <w:tcMar>
-              <w:top w:type="dxa" w:w="60"/>
-              <w:left w:type="dxa" w:w="100"/>
-              <w:bottom w:type="dxa" w:w="60"/>
-              <w:right w:type="dxa" w:w="100"/>
-            </w:tcMar>
-          </w:tcPr>
-          <w:p>
-            <w:r>
-              <w:t xml:space="preserve">记一笔无拍照识别入口，需手输金额</w:t>
+            <w:tcW w:type="dxa" w:w="2580"/>
+            <w:tcBorders>
+              <w:top w:val="single" w:color="BBBBBB" w:sz="1"/>
+              <w:left w:val="single" w:color="BBBBBB" w:sz="1"/>
+              <w:bottom w:val="single" w:color="BBBBBB" w:sz="1"/>
+              <w:right w:val="single" w:color="BBBBBB" w:sz="1"/>
+            </w:tcBorders>
+            <w:tcMar>
+              <w:top w:type="dxa" w:w="60"/>
+              <w:left w:type="dxa" w:w="100"/>
+              <w:bottom w:type="dxa" w:w="60"/>
+              <w:right w:type="dxa" w:w="100"/>
+            </w:tcMar>
+          </w:tcPr>
+          <w:p>
+            <w:r>
+              <w:t xml:space="preserve">Android 声明 `INTERNET` 权限但从未使用</w:t>
+            </w:r>
+          </w:p>
+        </w:tc>
+        <w:tc>
+          <w:tcPr>
+            <w:tcW w:type="dxa" w:w="5284"/>
+            <w:tcBorders>
+              <w:top w:val="single" w:color="BBBBBB" w:sz="1"/>
+              <w:left w:val="single" w:color="BBBBBB" w:sz="1"/>
+              <w:bottom w:val="single" w:color="BBBBBB" w:sz="1"/>
+              <w:right w:val="single" w:color="BBBBBB" w:sz="1"/>
+            </w:tcBorders>
+            <w:tcMar>
+              <w:top w:type="dxa" w:w="60"/>
+              <w:left w:type="dxa" w:w="100"/>
+              <w:bottom w:type="dxa" w:w="60"/>
+              <w:right w:type="dxa" w:w="100"/>
+            </w:tcMar>
+          </w:tcPr>
+          <w:p>
+            <w:r>
+              <w:t xml:space="preserve">`AndroidManifest.xml:4` 残留声明；网络中继（BR-1.x）落地后该权限将被真正使用，届时此条自动消解</w:t>
             </w:r>
           </w:p>
         </w:tc>
